--- a/brand_templates/PECH_INVOICE_BRANDED_TEMPLATE.docx
+++ b/brand_templates/PECH_INVOICE_BRANDED_TEMPLATE.docx
@@ -2,21 +2,108 @@
 <file path=word/document.xml><?xml version="1.0" encoding="utf-8"?>
 <w:document xmlns:w="http://schemas.openxmlformats.org/wordprocessingml/2006/main" xmlns:m="http://schemas.openxmlformats.org/officeDocument/2006/math" xmlns:r="http://schemas.openxmlformats.org/officeDocument/2006/relationships" xmlns:o="urn:schemas-microsoft-com:office:office" xmlns:v="urn:schemas-microsoft-com:vml" xmlns:w10="urn:schemas-microsoft-com:office:word" xmlns:a="http://schemas.openxmlformats.org/drawingml/2006/main" xmlns:pic="http://schemas.openxmlformats.org/drawingml/2006/picture" xmlns:wp="http://schemas.openxmlformats.org/drawingml/2006/wordprocessingDrawing">
   <w:body>
+    <w:p>
+      <w:pPr>
+        <w:pBdr>
+          <w:top w:val="single" w:sz="12" w:space="1" w:color="00BFFF"/>
+          <w:bottom w:val="single" w:sz="36" w:space="0" w:color="F5A623"/>
+        </w:pBdr>
+        <w:spacing w:before="0" w:after="240"/>
+      </w:pPr>
+    </w:p>
+    <w:p>
+      <w:pPr>
+        <w:pBdr>
+          <w:bottom w:val="single" w:sz="6" w:space="1" w:color="00BFFF"/>
+        </w:pBdr>
+        <w:spacing w:before="0" w:after="120"/>
+      </w:pPr>
+    </w:p>
+    <w:p>
+      <w:pPr>
+        <w:jc w:val="center"/>
+        <w:spacing w:before="0" w:after="60"/>
+      </w:pPr>
+      <w:r>
+        <w:rPr>
+          <w:i/>
+          <w:color w:val="E08A00"/>
+          <w:sz w:val="18"/>
+          <w:szCs w:val="18"/>
+        </w:rPr>
+        <w:t>Technology &amp; Infrastructure Enablers for Africa</w:t>
+      </w:r>
+    </w:p>
+    <w:p>
+      <w:pPr>
+        <w:jc w:val="center"/>
+        <w:spacing w:before="200" w:after="40"/>
+      </w:pPr>
+      <w:r>
+        <w:rPr>
+          <w:b/>
+          <w:color w:val="0099CC"/>
+          <w:sz w:val="28"/>
+          <w:szCs w:val="28"/>
+        </w:rPr>
+        <w:t>PECH GROUP HOLDINGS LTD</w:t>
+      </w:r>
+    </w:p>
+    <w:p>
+      <w:pPr>
+        <w:pBdr>
+          <w:top w:val="single" w:sz="36" w:space="0" w:color="F5A623"/>
+          <w:bottom w:val="single" w:sz="12" w:space="1" w:color="00BFFF"/>
+        </w:pBdr>
+        <w:spacing w:after="0"/>
+      </w:pPr>
+    </w:p>
     <w:bookmarkStart w:id="25" w:name="Xe3ed318a5eba928926a1a7af2dbd8cdc2bd2324"/>
     <w:p>
       <w:pPr>
         <w:pStyle w:val="Heading1"/>
+        <w:rPr>
+          <w:color w:val="0099CC"/>
+        </w:rPr>
+        <w:pBdr>
+          <w:bottom w:val="single" w:sz="18" w:space="2" w:color="F5A623"/>
+        </w:pBdr>
       </w:pPr>
       <w:r>
+        <w:rPr>
+          <w:b/>
+          <w:color w:val="0099CC"/>
+          <w:sz w:val="44"/>
+        </w:rPr>
         <w:t xml:space="preserve">PECH GROUP HOLDINGS LTD — BRANDED INVOICE DESIGN SPECIFICATION</w:t>
       </w:r>
     </w:p>
     <w:bookmarkStart w:id="24" w:name="visual-design-guide"/>
     <w:p>
       <w:pPr>
+        <w:pBdr>
+          <w:top w:val="single" w:sz="18" w:space="1" w:color="F5A623"/>
+          <w:bottom w:val="single" w:sz="6" w:space="1" w:color="0099CC"/>
+        </w:pBdr>
+        <w:spacing w:before="200" w:after="200"/>
+      </w:pPr>
+    </w:p>
+    <w:p>
+      <w:pPr>
         <w:pStyle w:val="Heading2"/>
+        <w:rPr>
+          <w:color w:val="0099CC"/>
+        </w:rPr>
+        <w:pBdr>
+          <w:bottom w:val="single" w:sz="6" w:space="2" w:color="00BFFF"/>
+        </w:pBdr>
       </w:pPr>
       <w:r>
+        <w:rPr>
+          <w:b/>
+          <w:color w:val="0099CC"/>
+          <w:sz w:val="32"/>
+        </w:rPr>
         <w:t xml:space="preserve">Visual Design Guide</w:t>
       </w:r>
     </w:p>
@@ -31,513 +118,743 @@
     <w:p>
       <w:pPr>
         <w:pStyle w:val="Heading3"/>
+        <w:rPr>
+          <w:color w:val="E08A00"/>
+        </w:rPr>
       </w:pPr>
       <w:r>
+        <w:rPr>
+          <w:b/>
+          <w:color w:val="E08A00"/>
+          <w:sz w:val="26"/>
+        </w:rPr>
         <w:t xml:space="preserve">Layout Overview</w:t>
       </w:r>
     </w:p>
     <w:p>
       <w:pPr>
         <w:pStyle w:val="SourceCode"/>
+        <w:shd w:fill="1B2838" w:val="clear"/>
       </w:pPr>
       <w:r>
         <w:rPr>
           <w:rStyle w:val="VerbatimChar"/>
+          <w:color w:val="00BFFF"/>
         </w:rPr>
         <w:t xml:space="preserve">┌─────────────────────────────────────────────────────────────┐</w:t>
       </w:r>
       <w:r>
-        <w:br/>
-      </w:r>
-      <w:r>
-        <w:rPr>
-          <w:rStyle w:val="VerbatimChar"/>
+        <w:rPr>
+          <w:color w:val="00BFFF"/>
+        </w:rPr>
+        <w:br/>
+      </w:r>
+      <w:r>
+        <w:rPr>
+          <w:rStyle w:val="VerbatimChar"/>
+          <w:color w:val="00BFFF"/>
         </w:rPr>
         <w:t xml:space="preserve">│ ██████████████████████████████████████████████████████████  │  Sky Blue (#00BFFF) header bar</w:t>
       </w:r>
       <w:r>
-        <w:br/>
-      </w:r>
-      <w:r>
-        <w:rPr>
-          <w:rStyle w:val="VerbatimChar"/>
+        <w:rPr>
+          <w:color w:val="00BFFF"/>
+        </w:rPr>
+        <w:br/>
+      </w:r>
+      <w:r>
+        <w:rPr>
+          <w:rStyle w:val="VerbatimChar"/>
+          <w:color w:val="00BFFF"/>
         </w:rPr>
         <w:t xml:space="preserve">│                                                             │</w:t>
       </w:r>
       <w:r>
-        <w:br/>
-      </w:r>
-      <w:r>
-        <w:rPr>
-          <w:rStyle w:val="VerbatimChar"/>
+        <w:rPr>
+          <w:color w:val="00BFFF"/>
+        </w:rPr>
+        <w:br/>
+      </w:r>
+      <w:r>
+        <w:rPr>
+          <w:rStyle w:val="VerbatimChar"/>
+          <w:color w:val="00BFFF"/>
         </w:rPr>
         <w:t xml:space="preserve">│  [PECH LOGO]           INVOICE                             │</w:t>
       </w:r>
       <w:r>
-        <w:br/>
-      </w:r>
-      <w:r>
-        <w:rPr>
-          <w:rStyle w:val="VerbatimChar"/>
+        <w:rPr>
+          <w:color w:val="00BFFF"/>
+        </w:rPr>
+        <w:br/>
+      </w:r>
+      <w:r>
+        <w:rPr>
+          <w:rStyle w:val="VerbatimChar"/>
+          <w:color w:val="00BFFF"/>
         </w:rPr>
         <w:t xml:space="preserve">│  (60px)                                                     │</w:t>
       </w:r>
       <w:r>
-        <w:br/>
-      </w:r>
-      <w:r>
-        <w:rPr>
-          <w:rStyle w:val="VerbatimChar"/>
+        <w:rPr>
+          <w:color w:val="00BFFF"/>
+        </w:rPr>
+        <w:br/>
+      </w:r>
+      <w:r>
+        <w:rPr>
+          <w:rStyle w:val="VerbatimChar"/>
+          <w:color w:val="00BFFF"/>
         </w:rPr>
         <w:t xml:space="preserve">│  PECH Group Holdings Ltd                                   │</w:t>
       </w:r>
       <w:r>
-        <w:br/>
-      </w:r>
-      <w:r>
-        <w:rPr>
-          <w:rStyle w:val="VerbatimChar"/>
+        <w:rPr>
+          <w:color w:val="00BFFF"/>
+        </w:rPr>
+        <w:br/>
+      </w:r>
+      <w:r>
+        <w:rPr>
+          <w:rStyle w:val="VerbatimChar"/>
+          <w:color w:val="00BFFF"/>
         </w:rPr>
         <w:t xml:space="preserve">│  Lagos, Nigeria                                            │</w:t>
       </w:r>
       <w:r>
-        <w:br/>
-      </w:r>
-      <w:r>
-        <w:rPr>
-          <w:rStyle w:val="VerbatimChar"/>
+        <w:rPr>
+          <w:color w:val="00BFFF"/>
+        </w:rPr>
+        <w:br/>
+      </w:r>
+      <w:r>
+        <w:rPr>
+          <w:rStyle w:val="VerbatimChar"/>
+          <w:color w:val="00BFFF"/>
         </w:rPr>
         <w:t xml:space="preserve">│  Phone: +234 XXX XXX XXXX                                  │</w:t>
       </w:r>
       <w:r>
-        <w:br/>
-      </w:r>
-      <w:r>
-        <w:rPr>
-          <w:rStyle w:val="VerbatimChar"/>
+        <w:rPr>
+          <w:color w:val="00BFFF"/>
+        </w:rPr>
+        <w:br/>
+      </w:r>
+      <w:r>
+        <w:rPr>
+          <w:rStyle w:val="VerbatimChar"/>
+          <w:color w:val="00BFFF"/>
         </w:rPr>
         <w:t xml:space="preserve">│  Email: info@pechgroupholdings.tech                        │</w:t>
       </w:r>
       <w:r>
-        <w:br/>
-      </w:r>
-      <w:r>
-        <w:rPr>
-          <w:rStyle w:val="VerbatimChar"/>
+        <w:rPr>
+          <w:color w:val="00BFFF"/>
+        </w:rPr>
+        <w:br/>
+      </w:r>
+      <w:r>
+        <w:rPr>
+          <w:rStyle w:val="VerbatimChar"/>
+          <w:color w:val="00BFFF"/>
         </w:rPr>
         <w:t xml:space="preserve">│  TIN: XXXXXXXXXX | RC: XXXXXXX                             │</w:t>
       </w:r>
       <w:r>
-        <w:br/>
-      </w:r>
-      <w:r>
-        <w:rPr>
-          <w:rStyle w:val="VerbatimChar"/>
+        <w:rPr>
+          <w:color w:val="00BFFF"/>
+        </w:rPr>
+        <w:br/>
+      </w:r>
+      <w:r>
+        <w:rPr>
+          <w:rStyle w:val="VerbatimChar"/>
+          <w:color w:val="00BFFF"/>
         </w:rPr>
         <w:t xml:space="preserve">│                                                             │</w:t>
       </w:r>
       <w:r>
-        <w:br/>
-      </w:r>
-      <w:r>
-        <w:rPr>
-          <w:rStyle w:val="VerbatimChar"/>
+        <w:rPr>
+          <w:color w:val="00BFFF"/>
+        </w:rPr>
+        <w:br/>
+      </w:r>
+      <w:r>
+        <w:rPr>
+          <w:rStyle w:val="VerbatimChar"/>
+          <w:color w:val="00BFFF"/>
         </w:rPr>
         <w:t xml:space="preserve">│  ─────────────────────────────────────────────────────────  │</w:t>
       </w:r>
       <w:r>
-        <w:br/>
-      </w:r>
-      <w:r>
-        <w:rPr>
-          <w:rStyle w:val="VerbatimChar"/>
+        <w:rPr>
+          <w:color w:val="00BFFF"/>
+        </w:rPr>
+        <w:br/>
+      </w:r>
+      <w:r>
+        <w:rPr>
+          <w:rStyle w:val="VerbatimChar"/>
+          <w:color w:val="00BFFF"/>
         </w:rPr>
         <w:t xml:space="preserve">│                                                             │</w:t>
       </w:r>
       <w:r>
-        <w:br/>
-      </w:r>
-      <w:r>
-        <w:rPr>
-          <w:rStyle w:val="VerbatimChar"/>
+        <w:rPr>
+          <w:color w:val="00BFFF"/>
+        </w:rPr>
+        <w:br/>
+      </w:r>
+      <w:r>
+        <w:rPr>
+          <w:rStyle w:val="VerbatimChar"/>
+          <w:color w:val="00BFFF"/>
         </w:rPr>
         <w:t xml:space="preserve">│  BILL TO:                    INVOICE DETAILS:              │</w:t>
       </w:r>
       <w:r>
-        <w:br/>
-      </w:r>
-      <w:r>
-        <w:rPr>
-          <w:rStyle w:val="VerbatimChar"/>
+        <w:rPr>
+          <w:color w:val="00BFFF"/>
+        </w:rPr>
+        <w:br/>
+      </w:r>
+      <w:r>
+        <w:rPr>
+          <w:rStyle w:val="VerbatimChar"/>
+          <w:color w:val="00BFFF"/>
         </w:rPr>
         <w:t xml:space="preserve">│  ┌──────────────────┐       ┌──────────────────┐          │</w:t>
       </w:r>
       <w:r>
-        <w:br/>
-      </w:r>
-      <w:r>
-        <w:rPr>
-          <w:rStyle w:val="VerbatimChar"/>
+        <w:rPr>
+          <w:color w:val="00BFFF"/>
+        </w:rPr>
+        <w:br/>
+      </w:r>
+      <w:r>
+        <w:rPr>
+          <w:rStyle w:val="VerbatimChar"/>
+          <w:color w:val="00BFFF"/>
         </w:rPr>
         <w:t xml:space="preserve">│  │ Client Name      │       │ Invoice #: INV-  │          │</w:t>
       </w:r>
       <w:r>
-        <w:br/>
-      </w:r>
-      <w:r>
-        <w:rPr>
-          <w:rStyle w:val="VerbatimChar"/>
+        <w:rPr>
+          <w:color w:val="00BFFF"/>
+        </w:rPr>
+        <w:br/>
+      </w:r>
+      <w:r>
+        <w:rPr>
+          <w:rStyle w:val="VerbatimChar"/>
+          <w:color w:val="00BFFF"/>
         </w:rPr>
         <w:t xml:space="preserve">│  │ Address          │       │ Date:            │          │</w:t>
       </w:r>
       <w:r>
-        <w:br/>
-      </w:r>
-      <w:r>
-        <w:rPr>
-          <w:rStyle w:val="VerbatimChar"/>
+        <w:rPr>
+          <w:color w:val="00BFFF"/>
+        </w:rPr>
+        <w:br/>
+      </w:r>
+      <w:r>
+        <w:rPr>
+          <w:rStyle w:val="VerbatimChar"/>
+          <w:color w:val="00BFFF"/>
         </w:rPr>
         <w:t xml:space="preserve">│  │ City, State      │       │ Due Date:        │          │</w:t>
       </w:r>
       <w:r>
-        <w:br/>
-      </w:r>
-      <w:r>
-        <w:rPr>
-          <w:rStyle w:val="VerbatimChar"/>
+        <w:rPr>
+          <w:color w:val="00BFFF"/>
+        </w:rPr>
+        <w:br/>
+      </w:r>
+      <w:r>
+        <w:rPr>
+          <w:rStyle w:val="VerbatimChar"/>
+          <w:color w:val="00BFFF"/>
         </w:rPr>
         <w:t xml:space="preserve">│  │ Phone / Email    │       │ PO Ref:          │          │</w:t>
       </w:r>
       <w:r>
-        <w:br/>
-      </w:r>
-      <w:r>
-        <w:rPr>
-          <w:rStyle w:val="VerbatimChar"/>
+        <w:rPr>
+          <w:color w:val="00BFFF"/>
+        </w:rPr>
+        <w:br/>
+      </w:r>
+      <w:r>
+        <w:rPr>
+          <w:rStyle w:val="VerbatimChar"/>
+          <w:color w:val="00BFFF"/>
         </w:rPr>
         <w:t xml:space="preserve">│  └──────────────────┘       └──────────────────┘          │</w:t>
       </w:r>
       <w:r>
-        <w:br/>
-      </w:r>
-      <w:r>
-        <w:rPr>
-          <w:rStyle w:val="VerbatimChar"/>
+        <w:rPr>
+          <w:color w:val="00BFFF"/>
+        </w:rPr>
+        <w:br/>
+      </w:r>
+      <w:r>
+        <w:rPr>
+          <w:rStyle w:val="VerbatimChar"/>
+          <w:color w:val="00BFFF"/>
         </w:rPr>
         <w:t xml:space="preserve">│                                                             │</w:t>
       </w:r>
       <w:r>
-        <w:br/>
-      </w:r>
-      <w:r>
-        <w:rPr>
-          <w:rStyle w:val="VerbatimChar"/>
+        <w:rPr>
+          <w:color w:val="00BFFF"/>
+        </w:rPr>
+        <w:br/>
+      </w:r>
+      <w:r>
+        <w:rPr>
+          <w:rStyle w:val="VerbatimChar"/>
+          <w:color w:val="00BFFF"/>
         </w:rPr>
         <w:t xml:space="preserve">│  ┌─────────────────────────────────────────────────────┐   │</w:t>
       </w:r>
       <w:r>
-        <w:br/>
-      </w:r>
-      <w:r>
-        <w:rPr>
-          <w:rStyle w:val="VerbatimChar"/>
+        <w:rPr>
+          <w:color w:val="00BFFF"/>
+        </w:rPr>
+        <w:br/>
+      </w:r>
+      <w:r>
+        <w:rPr>
+          <w:rStyle w:val="VerbatimChar"/>
+          <w:color w:val="00BFFF"/>
         </w:rPr>
         <w:t xml:space="preserve">│  │ S/N │ Description │ Qty │ Unit Price │ Amount (₦) │   │</w:t>
       </w:r>
       <w:r>
-        <w:br/>
-      </w:r>
-      <w:r>
-        <w:rPr>
-          <w:rStyle w:val="VerbatimChar"/>
+        <w:rPr>
+          <w:color w:val="00BFFF"/>
+        </w:rPr>
+        <w:br/>
+      </w:r>
+      <w:r>
+        <w:rPr>
+          <w:rStyle w:val="VerbatimChar"/>
+          <w:color w:val="00BFFF"/>
         </w:rPr>
         <w:t xml:space="preserve">│  │─────│─────────────│─────│────────────│────────────│   │</w:t>
       </w:r>
       <w:r>
-        <w:br/>
-      </w:r>
-      <w:r>
-        <w:rPr>
-          <w:rStyle w:val="VerbatimChar"/>
+        <w:rPr>
+          <w:color w:val="00BFFF"/>
+        </w:rPr>
+        <w:br/>
+      </w:r>
+      <w:r>
+        <w:rPr>
+          <w:rStyle w:val="VerbatimChar"/>
+          <w:color w:val="00BFFF"/>
         </w:rPr>
         <w:t xml:space="preserve">│  │  1  │             │     │            │            │   │  ← Light Blue (#E6F7FF) row</w:t>
       </w:r>
       <w:r>
-        <w:br/>
-      </w:r>
-      <w:r>
-        <w:rPr>
-          <w:rStyle w:val="VerbatimChar"/>
+        <w:rPr>
+          <w:color w:val="00BFFF"/>
+        </w:rPr>
+        <w:br/>
+      </w:r>
+      <w:r>
+        <w:rPr>
+          <w:rStyle w:val="VerbatimChar"/>
+          <w:color w:val="00BFFF"/>
         </w:rPr>
         <w:t xml:space="preserve">│  │  2  │             │     │            │            │   │  ← White row</w:t>
       </w:r>
       <w:r>
-        <w:br/>
-      </w:r>
-      <w:r>
-        <w:rPr>
-          <w:rStyle w:val="VerbatimChar"/>
+        <w:rPr>
+          <w:color w:val="00BFFF"/>
+        </w:rPr>
+        <w:br/>
+      </w:r>
+      <w:r>
+        <w:rPr>
+          <w:rStyle w:val="VerbatimChar"/>
+          <w:color w:val="00BFFF"/>
         </w:rPr>
         <w:t xml:space="preserve">│  │  3  │             │     │            │            │   │  ← Light Blue row</w:t>
       </w:r>
       <w:r>
-        <w:br/>
-      </w:r>
-      <w:r>
-        <w:rPr>
-          <w:rStyle w:val="VerbatimChar"/>
+        <w:rPr>
+          <w:color w:val="00BFFF"/>
+        </w:rPr>
+        <w:br/>
+      </w:r>
+      <w:r>
+        <w:rPr>
+          <w:rStyle w:val="VerbatimChar"/>
+          <w:color w:val="00BFFF"/>
         </w:rPr>
         <w:t xml:space="preserve">│  │  4  │             │     │            │            │   │  ← White row</w:t>
       </w:r>
       <w:r>
-        <w:br/>
-      </w:r>
-      <w:r>
-        <w:rPr>
-          <w:rStyle w:val="VerbatimChar"/>
+        <w:rPr>
+          <w:color w:val="00BFFF"/>
+        </w:rPr>
+        <w:br/>
+      </w:r>
+      <w:r>
+        <w:rPr>
+          <w:rStyle w:val="VerbatimChar"/>
+          <w:color w:val="00BFFF"/>
         </w:rPr>
         <w:t xml:space="preserve">│  │  5  │             │     │            │            │   │</w:t>
       </w:r>
       <w:r>
-        <w:br/>
-      </w:r>
-      <w:r>
-        <w:rPr>
-          <w:rStyle w:val="VerbatimChar"/>
+        <w:rPr>
+          <w:color w:val="00BFFF"/>
+        </w:rPr>
+        <w:br/>
+      </w:r>
+      <w:r>
+        <w:rPr>
+          <w:rStyle w:val="VerbatimChar"/>
+          <w:color w:val="00BFFF"/>
         </w:rPr>
         <w:t xml:space="preserve">│  └─────────────────────────────────────────────────────┘   │</w:t>
       </w:r>
       <w:r>
-        <w:br/>
-      </w:r>
-      <w:r>
-        <w:rPr>
-          <w:rStyle w:val="VerbatimChar"/>
+        <w:rPr>
+          <w:color w:val="00BFFF"/>
+        </w:rPr>
+        <w:br/>
+      </w:r>
+      <w:r>
+        <w:rPr>
+          <w:rStyle w:val="VerbatimChar"/>
+          <w:color w:val="00BFFF"/>
         </w:rPr>
         <w:t xml:space="preserve">│                                                             │</w:t>
       </w:r>
       <w:r>
-        <w:br/>
-      </w:r>
-      <w:r>
-        <w:rPr>
-          <w:rStyle w:val="VerbatimChar"/>
+        <w:rPr>
+          <w:color w:val="00BFFF"/>
+        </w:rPr>
+        <w:br/>
+      </w:r>
+      <w:r>
+        <w:rPr>
+          <w:rStyle w:val="VerbatimChar"/>
+          <w:color w:val="00BFFF"/>
         </w:rPr>
         <w:t xml:space="preserve">│                           ┌──────────────────────────┐     │</w:t>
       </w:r>
       <w:r>
-        <w:br/>
-      </w:r>
-      <w:r>
-        <w:rPr>
-          <w:rStyle w:val="VerbatimChar"/>
+        <w:rPr>
+          <w:color w:val="00BFFF"/>
+        </w:rPr>
+        <w:br/>
+      </w:r>
+      <w:r>
+        <w:rPr>
+          <w:rStyle w:val="VerbatimChar"/>
+          <w:color w:val="00BFFF"/>
         </w:rPr>
         <w:t xml:space="preserve">│                           │ Subtotal:    ₦           │     │</w:t>
       </w:r>
       <w:r>
-        <w:br/>
-      </w:r>
-      <w:r>
-        <w:rPr>
-          <w:rStyle w:val="VerbatimChar"/>
+        <w:rPr>
+          <w:color w:val="00BFFF"/>
+        </w:rPr>
+        <w:br/>
+      </w:r>
+      <w:r>
+        <w:rPr>
+          <w:rStyle w:val="VerbatimChar"/>
+          <w:color w:val="00BFFF"/>
         </w:rPr>
         <w:t xml:space="preserve">│                           │ VAT (7.5%):  ₦           │     │</w:t>
       </w:r>
       <w:r>
-        <w:br/>
-      </w:r>
-      <w:r>
-        <w:rPr>
-          <w:rStyle w:val="VerbatimChar"/>
+        <w:rPr>
+          <w:color w:val="00BFFF"/>
+        </w:rPr>
+        <w:br/>
+      </w:r>
+      <w:r>
+        <w:rPr>
+          <w:rStyle w:val="VerbatimChar"/>
+          <w:color w:val="00BFFF"/>
         </w:rPr>
         <w:t xml:space="preserve">│                           │ Discount:    (₦         )│     │</w:t>
       </w:r>
       <w:r>
-        <w:br/>
-      </w:r>
-      <w:r>
-        <w:rPr>
-          <w:rStyle w:val="VerbatimChar"/>
+        <w:rPr>
+          <w:color w:val="00BFFF"/>
+        </w:rPr>
+        <w:br/>
+      </w:r>
+      <w:r>
+        <w:rPr>
+          <w:rStyle w:val="VerbatimChar"/>
+          <w:color w:val="00BFFF"/>
         </w:rPr>
         <w:t xml:space="preserve">│                           │══════════════════════════│     │</w:t>
       </w:r>
       <w:r>
-        <w:br/>
-      </w:r>
-      <w:r>
-        <w:rPr>
-          <w:rStyle w:val="VerbatimChar"/>
+        <w:rPr>
+          <w:color w:val="00BFFF"/>
+        </w:rPr>
+        <w:br/>
+      </w:r>
+      <w:r>
+        <w:rPr>
+          <w:rStyle w:val="VerbatimChar"/>
+          <w:color w:val="00BFFF"/>
         </w:rPr>
         <w:t xml:space="preserve">│                           │ GRAND TOTAL: ₦           │     │  ← Orange (#F5A623) highlight</w:t>
       </w:r>
       <w:r>
-        <w:br/>
-      </w:r>
-      <w:r>
-        <w:rPr>
-          <w:rStyle w:val="VerbatimChar"/>
+        <w:rPr>
+          <w:color w:val="00BFFF"/>
+        </w:rPr>
+        <w:br/>
+      </w:r>
+      <w:r>
+        <w:rPr>
+          <w:rStyle w:val="VerbatimChar"/>
+          <w:color w:val="00BFFF"/>
         </w:rPr>
         <w:t xml:space="preserve">│                           └──────────────────────────┘     │</w:t>
       </w:r>
       <w:r>
-        <w:br/>
-      </w:r>
-      <w:r>
-        <w:rPr>
-          <w:rStyle w:val="VerbatimChar"/>
+        <w:rPr>
+          <w:color w:val="00BFFF"/>
+        </w:rPr>
+        <w:br/>
+      </w:r>
+      <w:r>
+        <w:rPr>
+          <w:rStyle w:val="VerbatimChar"/>
+          <w:color w:val="00BFFF"/>
         </w:rPr>
         <w:t xml:space="preserve">│                                                             │</w:t>
       </w:r>
       <w:r>
-        <w:br/>
-      </w:r>
-      <w:r>
-        <w:rPr>
-          <w:rStyle w:val="VerbatimChar"/>
+        <w:rPr>
+          <w:color w:val="00BFFF"/>
+        </w:rPr>
+        <w:br/>
+      </w:r>
+      <w:r>
+        <w:rPr>
+          <w:rStyle w:val="VerbatimChar"/>
+          <w:color w:val="00BFFF"/>
         </w:rPr>
         <w:t xml:space="preserve">│  ┌─────────────────────────────────────────────────────┐   │</w:t>
       </w:r>
       <w:r>
-        <w:br/>
-      </w:r>
-      <w:r>
-        <w:rPr>
-          <w:rStyle w:val="VerbatimChar"/>
+        <w:rPr>
+          <w:color w:val="00BFFF"/>
+        </w:rPr>
+        <w:br/>
+      </w:r>
+      <w:r>
+        <w:rPr>
+          <w:rStyle w:val="VerbatimChar"/>
+          <w:color w:val="00BFFF"/>
         </w:rPr>
         <w:t xml:space="preserve">│  │  PAYMENT DETAILS                                    │   │  ← Dark Blue (#0099CC) box</w:t>
       </w:r>
       <w:r>
-        <w:br/>
-      </w:r>
-      <w:r>
-        <w:rPr>
-          <w:rStyle w:val="VerbatimChar"/>
+        <w:rPr>
+          <w:color w:val="00BFFF"/>
+        </w:rPr>
+        <w:br/>
+      </w:r>
+      <w:r>
+        <w:rPr>
+          <w:rStyle w:val="VerbatimChar"/>
+          <w:color w:val="00BFFF"/>
         </w:rPr>
         <w:t xml:space="preserve">│  │  Bank: ____________    Account: ____________        │   │</w:t>
       </w:r>
       <w:r>
-        <w:br/>
-      </w:r>
-      <w:r>
-        <w:rPr>
-          <w:rStyle w:val="VerbatimChar"/>
+        <w:rPr>
+          <w:color w:val="00BFFF"/>
+        </w:rPr>
+        <w:br/>
+      </w:r>
+      <w:r>
+        <w:rPr>
+          <w:rStyle w:val="VerbatimChar"/>
+          <w:color w:val="00BFFF"/>
         </w:rPr>
         <w:t xml:space="preserve">│  │  Account Name: PECH Group Holdings Ltd              │   │</w:t>
       </w:r>
       <w:r>
-        <w:br/>
-      </w:r>
-      <w:r>
-        <w:rPr>
-          <w:rStyle w:val="VerbatimChar"/>
+        <w:rPr>
+          <w:color w:val="00BFFF"/>
+        </w:rPr>
+        <w:br/>
+      </w:r>
+      <w:r>
+        <w:rPr>
+          <w:rStyle w:val="VerbatimChar"/>
+          <w:color w:val="00BFFF"/>
         </w:rPr>
         <w:t xml:space="preserve">│  │  Sort Code: ____________                            │   │</w:t>
       </w:r>
       <w:r>
-        <w:br/>
-      </w:r>
-      <w:r>
-        <w:rPr>
-          <w:rStyle w:val="VerbatimChar"/>
+        <w:rPr>
+          <w:color w:val="00BFFF"/>
+        </w:rPr>
+        <w:br/>
+      </w:r>
+      <w:r>
+        <w:rPr>
+          <w:rStyle w:val="VerbatimChar"/>
+          <w:color w:val="00BFFF"/>
         </w:rPr>
         <w:t xml:space="preserve">│  └─────────────────────────────────────────────────────┘   │</w:t>
       </w:r>
       <w:r>
-        <w:br/>
-      </w:r>
-      <w:r>
-        <w:rPr>
-          <w:rStyle w:val="VerbatimChar"/>
+        <w:rPr>
+          <w:color w:val="00BFFF"/>
+        </w:rPr>
+        <w:br/>
+      </w:r>
+      <w:r>
+        <w:rPr>
+          <w:rStyle w:val="VerbatimChar"/>
+          <w:color w:val="00BFFF"/>
         </w:rPr>
         <w:t xml:space="preserve">│                                                             │</w:t>
       </w:r>
       <w:r>
-        <w:br/>
-      </w:r>
-      <w:r>
-        <w:rPr>
-          <w:rStyle w:val="VerbatimChar"/>
+        <w:rPr>
+          <w:color w:val="00BFFF"/>
+        </w:rPr>
+        <w:br/>
+      </w:r>
+      <w:r>
+        <w:rPr>
+          <w:rStyle w:val="VerbatimChar"/>
+          <w:color w:val="00BFFF"/>
         </w:rPr>
         <w:t xml:space="preserve">│  TERMS &amp; CONDITIONS:                                       │</w:t>
       </w:r>
       <w:r>
-        <w:br/>
-      </w:r>
-      <w:r>
-        <w:rPr>
-          <w:rStyle w:val="VerbatimChar"/>
+        <w:rPr>
+          <w:color w:val="00BFFF"/>
+        </w:rPr>
+        <w:br/>
+      </w:r>
+      <w:r>
+        <w:rPr>
+          <w:rStyle w:val="VerbatimChar"/>
+          <w:color w:val="00BFFF"/>
         </w:rPr>
         <w:t xml:space="preserve">│  1. Payment due within [X] days of invoice date.          │</w:t>
       </w:r>
       <w:r>
-        <w:br/>
-      </w:r>
-      <w:r>
-        <w:rPr>
-          <w:rStyle w:val="VerbatimChar"/>
+        <w:rPr>
+          <w:color w:val="00BFFF"/>
+        </w:rPr>
+        <w:br/>
+      </w:r>
+      <w:r>
+        <w:rPr>
+          <w:rStyle w:val="VerbatimChar"/>
+          <w:color w:val="00BFFF"/>
         </w:rPr>
         <w:t xml:space="preserve">│  2. Late payments subject to 2% monthly interest.         │</w:t>
       </w:r>
       <w:r>
-        <w:br/>
-      </w:r>
-      <w:r>
-        <w:rPr>
-          <w:rStyle w:val="VerbatimChar"/>
+        <w:rPr>
+          <w:color w:val="00BFFF"/>
+        </w:rPr>
+        <w:br/>
+      </w:r>
+      <w:r>
+        <w:rPr>
+          <w:rStyle w:val="VerbatimChar"/>
+          <w:color w:val="00BFFF"/>
         </w:rPr>
         <w:t xml:space="preserve">│  3. All amounts in Nigerian Naira (₦) unless stated.      │</w:t>
       </w:r>
       <w:r>
-        <w:br/>
-      </w:r>
-      <w:r>
-        <w:rPr>
-          <w:rStyle w:val="VerbatimChar"/>
+        <w:rPr>
+          <w:color w:val="00BFFF"/>
+        </w:rPr>
+        <w:br/>
+      </w:r>
+      <w:r>
+        <w:rPr>
+          <w:rStyle w:val="VerbatimChar"/>
+          <w:color w:val="00BFFF"/>
         </w:rPr>
         <w:t xml:space="preserve">│                                                             │</w:t>
       </w:r>
       <w:r>
-        <w:br/>
-      </w:r>
-      <w:r>
-        <w:rPr>
-          <w:rStyle w:val="VerbatimChar"/>
+        <w:rPr>
+          <w:color w:val="00BFFF"/>
+        </w:rPr>
+        <w:br/>
+      </w:r>
+      <w:r>
+        <w:rPr>
+          <w:rStyle w:val="VerbatimChar"/>
+          <w:color w:val="00BFFF"/>
         </w:rPr>
         <w:t xml:space="preserve">│  ─────────────────────────────────────────────────────────  │</w:t>
       </w:r>
       <w:r>
-        <w:br/>
-      </w:r>
-      <w:r>
-        <w:rPr>
-          <w:rStyle w:val="VerbatimChar"/>
+        <w:rPr>
+          <w:color w:val="00BFFF"/>
+        </w:rPr>
+        <w:br/>
+      </w:r>
+      <w:r>
+        <w:rPr>
+          <w:rStyle w:val="VerbatimChar"/>
+          <w:color w:val="00BFFF"/>
         </w:rPr>
         <w:t xml:space="preserve">│  PECH Group Holdings Ltd | RC: XXXXXXX | TIN: XXXXXXXXXX  │</w:t>
       </w:r>
       <w:r>
-        <w:br/>
-      </w:r>
-      <w:r>
-        <w:rPr>
-          <w:rStyle w:val="VerbatimChar"/>
+        <w:rPr>
+          <w:color w:val="00BFFF"/>
+        </w:rPr>
+        <w:br/>
+      </w:r>
+      <w:r>
+        <w:rPr>
+          <w:rStyle w:val="VerbatimChar"/>
+          <w:color w:val="00BFFF"/>
         </w:rPr>
         <w:t xml:space="preserve">│  "Technology &amp; Infrastructure Enablers for People" │</w:t>
       </w:r>
       <w:r>
-        <w:br/>
-      </w:r>
-      <w:r>
-        <w:rPr>
-          <w:rStyle w:val="VerbatimChar"/>
+        <w:rPr>
+          <w:color w:val="00BFFF"/>
+        </w:rPr>
+        <w:br/>
+      </w:r>
+      <w:r>
+        <w:rPr>
+          <w:rStyle w:val="VerbatimChar"/>
+          <w:color w:val="00BFFF"/>
         </w:rPr>
         <w:t xml:space="preserve">│ ██████████████████████████████████████████████████████████  │  Orange (#F5A623) footer bar</w:t>
       </w:r>
       <w:r>
-        <w:br/>
-      </w:r>
-      <w:r>
-        <w:rPr>
-          <w:rStyle w:val="VerbatimChar"/>
+        <w:rPr>
+          <w:color w:val="00BFFF"/>
+        </w:rPr>
+        <w:br/>
+      </w:r>
+      <w:r>
+        <w:rPr>
+          <w:rStyle w:val="VerbatimChar"/>
+          <w:color w:val="00BFFF"/>
         </w:rPr>
         <w:t xml:space="preserve">└─────────────────────────────────────────────────────────────┘</w:t>
       </w:r>
@@ -554,8 +871,16 @@
     <w:p>
       <w:pPr>
         <w:pStyle w:val="Heading3"/>
+        <w:rPr>
+          <w:color w:val="E08A00"/>
+        </w:rPr>
       </w:pPr>
       <w:r>
+        <w:rPr>
+          <w:b/>
+          <w:color w:val="E08A00"/>
+          <w:sz w:val="26"/>
+        </w:rPr>
         <w:t xml:space="preserve">Color Specifications</w:t>
       </w:r>
     </w:p>
@@ -565,6 +890,14 @@
         <w:tblW w:type="auto" w:w="0"/>
         <w:tblLook w:firstRow="1" w:lastRow="0" w:firstColumn="0" w:lastColumn="0" w:noHBand="0" w:noVBand="0" w:val="0020"/>
         <w:jc w:val="start"/>
+        <w:tblBorders>
+          <w:top w:val="single" w:sz="4" w:space="0" w:color="B0D4E8"/>
+          <w:left w:val="single" w:sz="4" w:space="0" w:color="B0D4E8"/>
+          <w:bottom w:val="single" w:sz="4" w:space="0" w:color="B0D4E8"/>
+          <w:right w:val="single" w:sz="4" w:space="0" w:color="B0D4E8"/>
+          <w:insideH w:val="single" w:sz="4" w:space="0" w:color="B0D4E8"/>
+          <w:insideV w:val="single" w:sz="4" w:space="0" w:color="B0D4E8"/>
+        </w:tblBorders>
       </w:tblPr>
       <w:tblGrid>
         <w:gridCol w:w="2640"/>
@@ -576,37 +909,58 @@
           <w:tblHeader w:val="true"/>
         </w:trPr>
         <w:tc>
-          <w:tcPr/>
-          <w:p>
-            <w:pPr>
-              <w:pStyle w:val="Compact"/>
-              <w:jc w:val="left"/>
-            </w:pPr>
-            <w:r>
+          <w:tcPr>
+            <w:shd w:fill="0099CC" w:val="clear"/>
+          </w:tcPr>
+          <w:p>
+            <w:pPr>
+              <w:pStyle w:val="Compact"/>
+              <w:jc w:val="left"/>
+            </w:pPr>
+            <w:r>
+              <w:rPr>
+                <w:b/>
+                <w:color w:val="FFFFFF"/>
+                <w:sz w:val="20"/>
+              </w:rPr>
               <w:t xml:space="preserve">Element</w:t>
             </w:r>
           </w:p>
         </w:tc>
         <w:tc>
-          <w:tcPr/>
-          <w:p>
-            <w:pPr>
-              <w:pStyle w:val="Compact"/>
-              <w:jc w:val="left"/>
-            </w:pPr>
-            <w:r>
+          <w:tcPr>
+            <w:shd w:fill="0099CC" w:val="clear"/>
+          </w:tcPr>
+          <w:p>
+            <w:pPr>
+              <w:pStyle w:val="Compact"/>
+              <w:jc w:val="left"/>
+            </w:pPr>
+            <w:r>
+              <w:rPr>
+                <w:b/>
+                <w:color w:val="FFFFFF"/>
+                <w:sz w:val="20"/>
+              </w:rPr>
               <w:t xml:space="preserve">Color</w:t>
             </w:r>
           </w:p>
         </w:tc>
         <w:tc>
-          <w:tcPr/>
-          <w:p>
-            <w:pPr>
-              <w:pStyle w:val="Compact"/>
-              <w:jc w:val="left"/>
-            </w:pPr>
-            <w:r>
+          <w:tcPr>
+            <w:shd w:fill="0099CC" w:val="clear"/>
+          </w:tcPr>
+          <w:p>
+            <w:pPr>
+              <w:pStyle w:val="Compact"/>
+              <w:jc w:val="left"/>
+            </w:pPr>
+            <w:r>
+              <w:rPr>
+                <w:b/>
+                <w:color w:val="FFFFFF"/>
+                <w:sz w:val="20"/>
+              </w:rPr>
               <w:t xml:space="preserve">Hex</w:t>
             </w:r>
           </w:p>
@@ -614,37 +968,55 @@
       </w:tr>
       <w:tr>
         <w:tc>
-          <w:tcPr/>
-          <w:p>
-            <w:pPr>
-              <w:pStyle w:val="Compact"/>
-              <w:jc w:val="left"/>
-            </w:pPr>
-            <w:r>
+          <w:tcPr>
+            <w:shd w:fill="FFFFFF" w:val="clear"/>
+          </w:tcPr>
+          <w:p>
+            <w:pPr>
+              <w:pStyle w:val="Compact"/>
+              <w:jc w:val="left"/>
+            </w:pPr>
+            <w:r>
+              <w:rPr>
+                <w:color w:val="1A1A1A"/>
+                <w:sz w:val="19"/>
+              </w:rPr>
               <w:t xml:space="preserve">Header Bar</w:t>
             </w:r>
           </w:p>
         </w:tc>
         <w:tc>
-          <w:tcPr/>
-          <w:p>
-            <w:pPr>
-              <w:pStyle w:val="Compact"/>
-              <w:jc w:val="left"/>
-            </w:pPr>
-            <w:r>
+          <w:tcPr>
+            <w:shd w:fill="FFFFFF" w:val="clear"/>
+          </w:tcPr>
+          <w:p>
+            <w:pPr>
+              <w:pStyle w:val="Compact"/>
+              <w:jc w:val="left"/>
+            </w:pPr>
+            <w:r>
+              <w:rPr>
+                <w:color w:val="1A1A1A"/>
+                <w:sz w:val="19"/>
+              </w:rPr>
               <w:t xml:space="preserve">PECH Sky Blue</w:t>
             </w:r>
           </w:p>
         </w:tc>
         <w:tc>
-          <w:tcPr/>
-          <w:p>
-            <w:pPr>
-              <w:pStyle w:val="Compact"/>
-              <w:jc w:val="left"/>
-            </w:pPr>
-            <w:r>
+          <w:tcPr>
+            <w:shd w:fill="FFFFFF" w:val="clear"/>
+          </w:tcPr>
+          <w:p>
+            <w:pPr>
+              <w:pStyle w:val="Compact"/>
+              <w:jc w:val="left"/>
+            </w:pPr>
+            <w:r>
+              <w:rPr>
+                <w:color w:val="1A1A1A"/>
+                <w:sz w:val="19"/>
+              </w:rPr>
               <w:t xml:space="preserve">#00BFFF</w:t>
             </w:r>
           </w:p>
@@ -652,37 +1024,55 @@
       </w:tr>
       <w:tr>
         <w:tc>
-          <w:tcPr/>
-          <w:p>
-            <w:pPr>
-              <w:pStyle w:val="Compact"/>
-              <w:jc w:val="left"/>
-            </w:pPr>
-            <w:r>
+          <w:tcPr>
+            <w:shd w:fill="E8F8FF" w:val="clear"/>
+          </w:tcPr>
+          <w:p>
+            <w:pPr>
+              <w:pStyle w:val="Compact"/>
+              <w:jc w:val="left"/>
+            </w:pPr>
+            <w:r>
+              <w:rPr>
+                <w:color w:val="1A1A1A"/>
+                <w:sz w:val="19"/>
+              </w:rPr>
               <w:t xml:space="preserve">Footer Bar</w:t>
             </w:r>
           </w:p>
         </w:tc>
         <w:tc>
-          <w:tcPr/>
-          <w:p>
-            <w:pPr>
-              <w:pStyle w:val="Compact"/>
-              <w:jc w:val="left"/>
-            </w:pPr>
-            <w:r>
+          <w:tcPr>
+            <w:shd w:fill="E8F8FF" w:val="clear"/>
+          </w:tcPr>
+          <w:p>
+            <w:pPr>
+              <w:pStyle w:val="Compact"/>
+              <w:jc w:val="left"/>
+            </w:pPr>
+            <w:r>
+              <w:rPr>
+                <w:color w:val="1A1A1A"/>
+                <w:sz w:val="19"/>
+              </w:rPr>
               <w:t xml:space="preserve">PECH Orange</w:t>
             </w:r>
           </w:p>
         </w:tc>
         <w:tc>
-          <w:tcPr/>
-          <w:p>
-            <w:pPr>
-              <w:pStyle w:val="Compact"/>
-              <w:jc w:val="left"/>
-            </w:pPr>
-            <w:r>
+          <w:tcPr>
+            <w:shd w:fill="E8F8FF" w:val="clear"/>
+          </w:tcPr>
+          <w:p>
+            <w:pPr>
+              <w:pStyle w:val="Compact"/>
+              <w:jc w:val="left"/>
+            </w:pPr>
+            <w:r>
+              <w:rPr>
+                <w:color w:val="1A1A1A"/>
+                <w:sz w:val="19"/>
+              </w:rPr>
               <w:t xml:space="preserve">#F5A623</w:t>
             </w:r>
           </w:p>
@@ -690,37 +1080,55 @@
       </w:tr>
       <w:tr>
         <w:tc>
-          <w:tcPr/>
-          <w:p>
-            <w:pPr>
-              <w:pStyle w:val="Compact"/>
-              <w:jc w:val="left"/>
-            </w:pPr>
-            <w:r>
+          <w:tcPr>
+            <w:shd w:fill="FFFFFF" w:val="clear"/>
+          </w:tcPr>
+          <w:p>
+            <w:pPr>
+              <w:pStyle w:val="Compact"/>
+              <w:jc w:val="left"/>
+            </w:pPr>
+            <w:r>
+              <w:rPr>
+                <w:color w:val="1A1A1A"/>
+                <w:sz w:val="19"/>
+              </w:rPr>
               <w:t xml:space="preserve">Table Header Row</w:t>
             </w:r>
           </w:p>
         </w:tc>
         <w:tc>
-          <w:tcPr/>
-          <w:p>
-            <w:pPr>
-              <w:pStyle w:val="Compact"/>
-              <w:jc w:val="left"/>
-            </w:pPr>
-            <w:r>
+          <w:tcPr>
+            <w:shd w:fill="FFFFFF" w:val="clear"/>
+          </w:tcPr>
+          <w:p>
+            <w:pPr>
+              <w:pStyle w:val="Compact"/>
+              <w:jc w:val="left"/>
+            </w:pPr>
+            <w:r>
+              <w:rPr>
+                <w:color w:val="1A1A1A"/>
+                <w:sz w:val="19"/>
+              </w:rPr>
               <w:t xml:space="preserve">Dark Blue</w:t>
             </w:r>
           </w:p>
         </w:tc>
         <w:tc>
-          <w:tcPr/>
-          <w:p>
-            <w:pPr>
-              <w:pStyle w:val="Compact"/>
-              <w:jc w:val="left"/>
-            </w:pPr>
-            <w:r>
+          <w:tcPr>
+            <w:shd w:fill="FFFFFF" w:val="clear"/>
+          </w:tcPr>
+          <w:p>
+            <w:pPr>
+              <w:pStyle w:val="Compact"/>
+              <w:jc w:val="left"/>
+            </w:pPr>
+            <w:r>
+              <w:rPr>
+                <w:color w:val="1A1A1A"/>
+                <w:sz w:val="19"/>
+              </w:rPr>
               <w:t xml:space="preserve">#0099CC</w:t>
             </w:r>
           </w:p>
@@ -728,37 +1136,55 @@
       </w:tr>
       <w:tr>
         <w:tc>
-          <w:tcPr/>
-          <w:p>
-            <w:pPr>
-              <w:pStyle w:val="Compact"/>
-              <w:jc w:val="left"/>
-            </w:pPr>
-            <w:r>
+          <w:tcPr>
+            <w:shd w:fill="E8F8FF" w:val="clear"/>
+          </w:tcPr>
+          <w:p>
+            <w:pPr>
+              <w:pStyle w:val="Compact"/>
+              <w:jc w:val="left"/>
+            </w:pPr>
+            <w:r>
+              <w:rPr>
+                <w:color w:val="1A1A1A"/>
+                <w:sz w:val="19"/>
+              </w:rPr>
               <w:t xml:space="preserve">Table Header Text</w:t>
             </w:r>
           </w:p>
         </w:tc>
         <w:tc>
-          <w:tcPr/>
-          <w:p>
-            <w:pPr>
-              <w:pStyle w:val="Compact"/>
-              <w:jc w:val="left"/>
-            </w:pPr>
-            <w:r>
+          <w:tcPr>
+            <w:shd w:fill="E8F8FF" w:val="clear"/>
+          </w:tcPr>
+          <w:p>
+            <w:pPr>
+              <w:pStyle w:val="Compact"/>
+              <w:jc w:val="left"/>
+            </w:pPr>
+            <w:r>
+              <w:rPr>
+                <w:color w:val="1A1A1A"/>
+                <w:sz w:val="19"/>
+              </w:rPr>
               <w:t xml:space="preserve">White</w:t>
             </w:r>
           </w:p>
         </w:tc>
         <w:tc>
-          <w:tcPr/>
-          <w:p>
-            <w:pPr>
-              <w:pStyle w:val="Compact"/>
-              <w:jc w:val="left"/>
-            </w:pPr>
-            <w:r>
+          <w:tcPr>
+            <w:shd w:fill="E8F8FF" w:val="clear"/>
+          </w:tcPr>
+          <w:p>
+            <w:pPr>
+              <w:pStyle w:val="Compact"/>
+              <w:jc w:val="left"/>
+            </w:pPr>
+            <w:r>
+              <w:rPr>
+                <w:color w:val="1A1A1A"/>
+                <w:sz w:val="19"/>
+              </w:rPr>
               <w:t xml:space="preserve">#FFFFFF</w:t>
             </w:r>
           </w:p>
@@ -766,37 +1192,55 @@
       </w:tr>
       <w:tr>
         <w:tc>
-          <w:tcPr/>
-          <w:p>
-            <w:pPr>
-              <w:pStyle w:val="Compact"/>
-              <w:jc w:val="left"/>
-            </w:pPr>
-            <w:r>
+          <w:tcPr>
+            <w:shd w:fill="FFFFFF" w:val="clear"/>
+          </w:tcPr>
+          <w:p>
+            <w:pPr>
+              <w:pStyle w:val="Compact"/>
+              <w:jc w:val="left"/>
+            </w:pPr>
+            <w:r>
+              <w:rPr>
+                <w:color w:val="1A1A1A"/>
+                <w:sz w:val="19"/>
+              </w:rPr>
               <w:t xml:space="preserve">Table Alternating Row 1</w:t>
             </w:r>
           </w:p>
         </w:tc>
         <w:tc>
-          <w:tcPr/>
-          <w:p>
-            <w:pPr>
-              <w:pStyle w:val="Compact"/>
-              <w:jc w:val="left"/>
-            </w:pPr>
-            <w:r>
+          <w:tcPr>
+            <w:shd w:fill="FFFFFF" w:val="clear"/>
+          </w:tcPr>
+          <w:p>
+            <w:pPr>
+              <w:pStyle w:val="Compact"/>
+              <w:jc w:val="left"/>
+            </w:pPr>
+            <w:r>
+              <w:rPr>
+                <w:color w:val="1A1A1A"/>
+                <w:sz w:val="19"/>
+              </w:rPr>
               <w:t xml:space="preserve">Light Blue</w:t>
             </w:r>
           </w:p>
         </w:tc>
         <w:tc>
-          <w:tcPr/>
-          <w:p>
-            <w:pPr>
-              <w:pStyle w:val="Compact"/>
-              <w:jc w:val="left"/>
-            </w:pPr>
-            <w:r>
+          <w:tcPr>
+            <w:shd w:fill="FFFFFF" w:val="clear"/>
+          </w:tcPr>
+          <w:p>
+            <w:pPr>
+              <w:pStyle w:val="Compact"/>
+              <w:jc w:val="left"/>
+            </w:pPr>
+            <w:r>
+              <w:rPr>
+                <w:color w:val="1A1A1A"/>
+                <w:sz w:val="19"/>
+              </w:rPr>
               <w:t xml:space="preserve">#E6F7FF</w:t>
             </w:r>
           </w:p>
@@ -804,37 +1248,55 @@
       </w:tr>
       <w:tr>
         <w:tc>
-          <w:tcPr/>
-          <w:p>
-            <w:pPr>
-              <w:pStyle w:val="Compact"/>
-              <w:jc w:val="left"/>
-            </w:pPr>
-            <w:r>
+          <w:tcPr>
+            <w:shd w:fill="E8F8FF" w:val="clear"/>
+          </w:tcPr>
+          <w:p>
+            <w:pPr>
+              <w:pStyle w:val="Compact"/>
+              <w:jc w:val="left"/>
+            </w:pPr>
+            <w:r>
+              <w:rPr>
+                <w:color w:val="1A1A1A"/>
+                <w:sz w:val="19"/>
+              </w:rPr>
               <w:t xml:space="preserve">Table Alternating Row 2</w:t>
             </w:r>
           </w:p>
         </w:tc>
         <w:tc>
-          <w:tcPr/>
-          <w:p>
-            <w:pPr>
-              <w:pStyle w:val="Compact"/>
-              <w:jc w:val="left"/>
-            </w:pPr>
-            <w:r>
+          <w:tcPr>
+            <w:shd w:fill="E8F8FF" w:val="clear"/>
+          </w:tcPr>
+          <w:p>
+            <w:pPr>
+              <w:pStyle w:val="Compact"/>
+              <w:jc w:val="left"/>
+            </w:pPr>
+            <w:r>
+              <w:rPr>
+                <w:color w:val="1A1A1A"/>
+                <w:sz w:val="19"/>
+              </w:rPr>
               <w:t xml:space="preserve">White</w:t>
             </w:r>
           </w:p>
         </w:tc>
         <w:tc>
-          <w:tcPr/>
-          <w:p>
-            <w:pPr>
-              <w:pStyle w:val="Compact"/>
-              <w:jc w:val="left"/>
-            </w:pPr>
-            <w:r>
+          <w:tcPr>
+            <w:shd w:fill="E8F8FF" w:val="clear"/>
+          </w:tcPr>
+          <w:p>
+            <w:pPr>
+              <w:pStyle w:val="Compact"/>
+              <w:jc w:val="left"/>
+            </w:pPr>
+            <w:r>
+              <w:rPr>
+                <w:color w:val="1A1A1A"/>
+                <w:sz w:val="19"/>
+              </w:rPr>
               <w:t xml:space="preserve">#FFFFFF</w:t>
             </w:r>
           </w:p>
@@ -842,37 +1304,55 @@
       </w:tr>
       <w:tr>
         <w:tc>
-          <w:tcPr/>
-          <w:p>
-            <w:pPr>
-              <w:pStyle w:val="Compact"/>
-              <w:jc w:val="left"/>
-            </w:pPr>
-            <w:r>
+          <w:tcPr>
+            <w:shd w:fill="FFFFFF" w:val="clear"/>
+          </w:tcPr>
+          <w:p>
+            <w:pPr>
+              <w:pStyle w:val="Compact"/>
+              <w:jc w:val="left"/>
+            </w:pPr>
+            <w:r>
+              <w:rPr>
+                <w:color w:val="1A1A1A"/>
+                <w:sz w:val="19"/>
+              </w:rPr>
               <w:t xml:space="preserve">Grand Total Background</w:t>
             </w:r>
           </w:p>
         </w:tc>
         <w:tc>
-          <w:tcPr/>
-          <w:p>
-            <w:pPr>
-              <w:pStyle w:val="Compact"/>
-              <w:jc w:val="left"/>
-            </w:pPr>
-            <w:r>
+          <w:tcPr>
+            <w:shd w:fill="FFFFFF" w:val="clear"/>
+          </w:tcPr>
+          <w:p>
+            <w:pPr>
+              <w:pStyle w:val="Compact"/>
+              <w:jc w:val="left"/>
+            </w:pPr>
+            <w:r>
+              <w:rPr>
+                <w:color w:val="1A1A1A"/>
+                <w:sz w:val="19"/>
+              </w:rPr>
               <w:t xml:space="preserve">Orange</w:t>
             </w:r>
           </w:p>
         </w:tc>
         <w:tc>
-          <w:tcPr/>
-          <w:p>
-            <w:pPr>
-              <w:pStyle w:val="Compact"/>
-              <w:jc w:val="left"/>
-            </w:pPr>
-            <w:r>
+          <w:tcPr>
+            <w:shd w:fill="FFFFFF" w:val="clear"/>
+          </w:tcPr>
+          <w:p>
+            <w:pPr>
+              <w:pStyle w:val="Compact"/>
+              <w:jc w:val="left"/>
+            </w:pPr>
+            <w:r>
+              <w:rPr>
+                <w:color w:val="1A1A1A"/>
+                <w:sz w:val="19"/>
+              </w:rPr>
               <w:t xml:space="preserve">#F5A623</w:t>
             </w:r>
           </w:p>
@@ -880,37 +1360,55 @@
       </w:tr>
       <w:tr>
         <w:tc>
-          <w:tcPr/>
-          <w:p>
-            <w:pPr>
-              <w:pStyle w:val="Compact"/>
-              <w:jc w:val="left"/>
-            </w:pPr>
-            <w:r>
+          <w:tcPr>
+            <w:shd w:fill="E8F8FF" w:val="clear"/>
+          </w:tcPr>
+          <w:p>
+            <w:pPr>
+              <w:pStyle w:val="Compact"/>
+              <w:jc w:val="left"/>
+            </w:pPr>
+            <w:r>
+              <w:rPr>
+                <w:color w:val="1A1A1A"/>
+                <w:sz w:val="19"/>
+              </w:rPr>
               <w:t xml:space="preserve">Grand Total Text</w:t>
             </w:r>
           </w:p>
         </w:tc>
         <w:tc>
-          <w:tcPr/>
-          <w:p>
-            <w:pPr>
-              <w:pStyle w:val="Compact"/>
-              <w:jc w:val="left"/>
-            </w:pPr>
-            <w:r>
+          <w:tcPr>
+            <w:shd w:fill="E8F8FF" w:val="clear"/>
+          </w:tcPr>
+          <w:p>
+            <w:pPr>
+              <w:pStyle w:val="Compact"/>
+              <w:jc w:val="left"/>
+            </w:pPr>
+            <w:r>
+              <w:rPr>
+                <w:color w:val="1A1A1A"/>
+                <w:sz w:val="19"/>
+              </w:rPr>
               <w:t xml:space="preserve">White</w:t>
             </w:r>
           </w:p>
         </w:tc>
         <w:tc>
-          <w:tcPr/>
-          <w:p>
-            <w:pPr>
-              <w:pStyle w:val="Compact"/>
-              <w:jc w:val="left"/>
-            </w:pPr>
-            <w:r>
+          <w:tcPr>
+            <w:shd w:fill="E8F8FF" w:val="clear"/>
+          </w:tcPr>
+          <w:p>
+            <w:pPr>
+              <w:pStyle w:val="Compact"/>
+              <w:jc w:val="left"/>
+            </w:pPr>
+            <w:r>
+              <w:rPr>
+                <w:color w:val="1A1A1A"/>
+                <w:sz w:val="19"/>
+              </w:rPr>
               <w:t xml:space="preserve">#FFFFFF</w:t>
             </w:r>
           </w:p>
@@ -918,37 +1416,55 @@
       </w:tr>
       <w:tr>
         <w:tc>
-          <w:tcPr/>
-          <w:p>
-            <w:pPr>
-              <w:pStyle w:val="Compact"/>
-              <w:jc w:val="left"/>
-            </w:pPr>
-            <w:r>
+          <w:tcPr>
+            <w:shd w:fill="FFFFFF" w:val="clear"/>
+          </w:tcPr>
+          <w:p>
+            <w:pPr>
+              <w:pStyle w:val="Compact"/>
+              <w:jc w:val="left"/>
+            </w:pPr>
+            <w:r>
+              <w:rPr>
+                <w:color w:val="1A1A1A"/>
+                <w:sz w:val="19"/>
+              </w:rPr>
               <w:t xml:space="preserve">Payment Details Box</w:t>
             </w:r>
           </w:p>
         </w:tc>
         <w:tc>
-          <w:tcPr/>
-          <w:p>
-            <w:pPr>
-              <w:pStyle w:val="Compact"/>
-              <w:jc w:val="left"/>
-            </w:pPr>
-            <w:r>
+          <w:tcPr>
+            <w:shd w:fill="FFFFFF" w:val="clear"/>
+          </w:tcPr>
+          <w:p>
+            <w:pPr>
+              <w:pStyle w:val="Compact"/>
+              <w:jc w:val="left"/>
+            </w:pPr>
+            <w:r>
+              <w:rPr>
+                <w:color w:val="1A1A1A"/>
+                <w:sz w:val="19"/>
+              </w:rPr>
               <w:t xml:space="preserve">Dark Blue (10% opacity bg)</w:t>
             </w:r>
           </w:p>
         </w:tc>
         <w:tc>
-          <w:tcPr/>
-          <w:p>
-            <w:pPr>
-              <w:pStyle w:val="Compact"/>
-              <w:jc w:val="left"/>
-            </w:pPr>
-            <w:r>
+          <w:tcPr>
+            <w:shd w:fill="FFFFFF" w:val="clear"/>
+          </w:tcPr>
+          <w:p>
+            <w:pPr>
+              <w:pStyle w:val="Compact"/>
+              <w:jc w:val="left"/>
+            </w:pPr>
+            <w:r>
+              <w:rPr>
+                <w:color w:val="1A1A1A"/>
+                <w:sz w:val="19"/>
+              </w:rPr>
               <w:t xml:space="preserve">#0099CC</w:t>
             </w:r>
           </w:p>
@@ -956,37 +1472,55 @@
       </w:tr>
       <w:tr>
         <w:tc>
-          <w:tcPr/>
-          <w:p>
-            <w:pPr>
-              <w:pStyle w:val="Compact"/>
-              <w:jc w:val="left"/>
-            </w:pPr>
-            <w:r>
+          <w:tcPr>
+            <w:shd w:fill="E8F8FF" w:val="clear"/>
+          </w:tcPr>
+          <w:p>
+            <w:pPr>
+              <w:pStyle w:val="Compact"/>
+              <w:jc w:val="left"/>
+            </w:pPr>
+            <w:r>
+              <w:rPr>
+                <w:color w:val="1A1A1A"/>
+                <w:sz w:val="19"/>
+              </w:rPr>
               <w:t xml:space="preserve">Body Text</w:t>
             </w:r>
           </w:p>
         </w:tc>
         <w:tc>
-          <w:tcPr/>
-          <w:p>
-            <w:pPr>
-              <w:pStyle w:val="Compact"/>
-              <w:jc w:val="left"/>
-            </w:pPr>
-            <w:r>
+          <w:tcPr>
+            <w:shd w:fill="E8F8FF" w:val="clear"/>
+          </w:tcPr>
+          <w:p>
+            <w:pPr>
+              <w:pStyle w:val="Compact"/>
+              <w:jc w:val="left"/>
+            </w:pPr>
+            <w:r>
+              <w:rPr>
+                <w:color w:val="1A1A1A"/>
+                <w:sz w:val="19"/>
+              </w:rPr>
               <w:t xml:space="preserve">Dark</w:t>
             </w:r>
           </w:p>
         </w:tc>
         <w:tc>
-          <w:tcPr/>
-          <w:p>
-            <w:pPr>
-              <w:pStyle w:val="Compact"/>
-              <w:jc w:val="left"/>
-            </w:pPr>
-            <w:r>
+          <w:tcPr>
+            <w:shd w:fill="E8F8FF" w:val="clear"/>
+          </w:tcPr>
+          <w:p>
+            <w:pPr>
+              <w:pStyle w:val="Compact"/>
+              <w:jc w:val="left"/>
+            </w:pPr>
+            <w:r>
+              <w:rPr>
+                <w:color w:val="1A1A1A"/>
+                <w:sz w:val="19"/>
+              </w:rPr>
               <w:t xml:space="preserve">#333333</w:t>
             </w:r>
           </w:p>
@@ -994,37 +1528,55 @@
       </w:tr>
       <w:tr>
         <w:tc>
-          <w:tcPr/>
-          <w:p>
-            <w:pPr>
-              <w:pStyle w:val="Compact"/>
-              <w:jc w:val="left"/>
-            </w:pPr>
-            <w:r>
+          <w:tcPr>
+            <w:shd w:fill="FFFFFF" w:val="clear"/>
+          </w:tcPr>
+          <w:p>
+            <w:pPr>
+              <w:pStyle w:val="Compact"/>
+              <w:jc w:val="left"/>
+            </w:pPr>
+            <w:r>
+              <w:rPr>
+                <w:color w:val="1A1A1A"/>
+                <w:sz w:val="19"/>
+              </w:rPr>
               <w:t xml:space="preserve">Footer Text</w:t>
             </w:r>
           </w:p>
         </w:tc>
         <w:tc>
-          <w:tcPr/>
-          <w:p>
-            <w:pPr>
-              <w:pStyle w:val="Compact"/>
-              <w:jc w:val="left"/>
-            </w:pPr>
-            <w:r>
+          <w:tcPr>
+            <w:shd w:fill="FFFFFF" w:val="clear"/>
+          </w:tcPr>
+          <w:p>
+            <w:pPr>
+              <w:pStyle w:val="Compact"/>
+              <w:jc w:val="left"/>
+            </w:pPr>
+            <w:r>
+              <w:rPr>
+                <w:color w:val="1A1A1A"/>
+                <w:sz w:val="19"/>
+              </w:rPr>
               <w:t xml:space="preserve">Medium Gray</w:t>
             </w:r>
           </w:p>
         </w:tc>
         <w:tc>
-          <w:tcPr/>
-          <w:p>
-            <w:pPr>
-              <w:pStyle w:val="Compact"/>
-              <w:jc w:val="left"/>
-            </w:pPr>
-            <w:r>
+          <w:tcPr>
+            <w:shd w:fill="FFFFFF" w:val="clear"/>
+          </w:tcPr>
+          <w:p>
+            <w:pPr>
+              <w:pStyle w:val="Compact"/>
+              <w:jc w:val="left"/>
+            </w:pPr>
+            <w:r>
+              <w:rPr>
+                <w:color w:val="1A1A1A"/>
+                <w:sz w:val="19"/>
+              </w:rPr>
               <w:t xml:space="preserve">#666666</w:t>
             </w:r>
           </w:p>
@@ -1036,8 +1588,16 @@
     <w:p>
       <w:pPr>
         <w:pStyle w:val="Heading3"/>
+        <w:rPr>
+          <w:color w:val="E08A00"/>
+        </w:rPr>
       </w:pPr>
       <w:r>
+        <w:rPr>
+          <w:b/>
+          <w:color w:val="E08A00"/>
+          <w:sz w:val="26"/>
+        </w:rPr>
         <w:t xml:space="preserve">Typography</w:t>
       </w:r>
     </w:p>
@@ -1047,6 +1607,14 @@
         <w:tblW w:type="auto" w:w="0"/>
         <w:tblLook w:firstRow="1" w:lastRow="0" w:firstColumn="0" w:lastColumn="0" w:noHBand="0" w:noVBand="0" w:val="0020"/>
         <w:jc w:val="start"/>
+        <w:tblBorders>
+          <w:top w:val="single" w:sz="4" w:space="0" w:color="B0D4E8"/>
+          <w:left w:val="single" w:sz="4" w:space="0" w:color="B0D4E8"/>
+          <w:bottom w:val="single" w:sz="4" w:space="0" w:color="B0D4E8"/>
+          <w:right w:val="single" w:sz="4" w:space="0" w:color="B0D4E8"/>
+          <w:insideH w:val="single" w:sz="4" w:space="0" w:color="B0D4E8"/>
+          <w:insideV w:val="single" w:sz="4" w:space="0" w:color="B0D4E8"/>
+        </w:tblBorders>
       </w:tblPr>
       <w:tblGrid>
         <w:gridCol w:w="1584"/>
@@ -1060,61 +1628,96 @@
           <w:tblHeader w:val="true"/>
         </w:trPr>
         <w:tc>
-          <w:tcPr/>
-          <w:p>
-            <w:pPr>
-              <w:pStyle w:val="Compact"/>
-              <w:jc w:val="left"/>
-            </w:pPr>
-            <w:r>
+          <w:tcPr>
+            <w:shd w:fill="0099CC" w:val="clear"/>
+          </w:tcPr>
+          <w:p>
+            <w:pPr>
+              <w:pStyle w:val="Compact"/>
+              <w:jc w:val="left"/>
+            </w:pPr>
+            <w:r>
+              <w:rPr>
+                <w:b/>
+                <w:color w:val="FFFFFF"/>
+                <w:sz w:val="20"/>
+              </w:rPr>
               <w:t xml:space="preserve">Element</w:t>
             </w:r>
           </w:p>
         </w:tc>
         <w:tc>
-          <w:tcPr/>
-          <w:p>
-            <w:pPr>
-              <w:pStyle w:val="Compact"/>
-              <w:jc w:val="left"/>
-            </w:pPr>
-            <w:r>
+          <w:tcPr>
+            <w:shd w:fill="0099CC" w:val="clear"/>
+          </w:tcPr>
+          <w:p>
+            <w:pPr>
+              <w:pStyle w:val="Compact"/>
+              <w:jc w:val="left"/>
+            </w:pPr>
+            <w:r>
+              <w:rPr>
+                <w:b/>
+                <w:color w:val="FFFFFF"/>
+                <w:sz w:val="20"/>
+              </w:rPr>
               <w:t xml:space="preserve">Font</w:t>
             </w:r>
           </w:p>
         </w:tc>
         <w:tc>
-          <w:tcPr/>
-          <w:p>
-            <w:pPr>
-              <w:pStyle w:val="Compact"/>
-              <w:jc w:val="left"/>
-            </w:pPr>
-            <w:r>
+          <w:tcPr>
+            <w:shd w:fill="0099CC" w:val="clear"/>
+          </w:tcPr>
+          <w:p>
+            <w:pPr>
+              <w:pStyle w:val="Compact"/>
+              <w:jc w:val="left"/>
+            </w:pPr>
+            <w:r>
+              <w:rPr>
+                <w:b/>
+                <w:color w:val="FFFFFF"/>
+                <w:sz w:val="20"/>
+              </w:rPr>
               <w:t xml:space="preserve">Size</w:t>
             </w:r>
           </w:p>
         </w:tc>
         <w:tc>
-          <w:tcPr/>
-          <w:p>
-            <w:pPr>
-              <w:pStyle w:val="Compact"/>
-              <w:jc w:val="left"/>
-            </w:pPr>
-            <w:r>
+          <w:tcPr>
+            <w:shd w:fill="0099CC" w:val="clear"/>
+          </w:tcPr>
+          <w:p>
+            <w:pPr>
+              <w:pStyle w:val="Compact"/>
+              <w:jc w:val="left"/>
+            </w:pPr>
+            <w:r>
+              <w:rPr>
+                <w:b/>
+                <w:color w:val="FFFFFF"/>
+                <w:sz w:val="20"/>
+              </w:rPr>
               <w:t xml:space="preserve">Weight</w:t>
             </w:r>
           </w:p>
         </w:tc>
         <w:tc>
-          <w:tcPr/>
-          <w:p>
-            <w:pPr>
-              <w:pStyle w:val="Compact"/>
-              <w:jc w:val="left"/>
-            </w:pPr>
-            <w:r>
+          <w:tcPr>
+            <w:shd w:fill="0099CC" w:val="clear"/>
+          </w:tcPr>
+          <w:p>
+            <w:pPr>
+              <w:pStyle w:val="Compact"/>
+              <w:jc w:val="left"/>
+            </w:pPr>
+            <w:r>
+              <w:rPr>
+                <w:b/>
+                <w:color w:val="FFFFFF"/>
+                <w:sz w:val="20"/>
+              </w:rPr>
               <w:t xml:space="preserve">Color</w:t>
             </w:r>
           </w:p>
@@ -1122,73 +1725,119 @@
       </w:tr>
       <w:tr>
         <w:tc>
-          <w:tcPr/>
-          <w:p>
-            <w:pPr>
-              <w:pStyle w:val="Compact"/>
-              <w:jc w:val="left"/>
-            </w:pPr>
-            <w:r>
+          <w:tcPr>
+            <w:shd w:fill="FFFFFF" w:val="clear"/>
+          </w:tcPr>
+          <w:p>
+            <w:pPr>
+              <w:pStyle w:val="Compact"/>
+              <w:jc w:val="left"/>
+            </w:pPr>
+            <w:r>
+              <w:rPr>
+                <w:color w:val="1A1A1A"/>
+                <w:sz w:val="19"/>
+              </w:rPr>
               <w:t xml:space="preserve">“</w:t>
             </w:r>
             <w:r>
+              <w:rPr>
+                <w:color w:val="1A1A1A"/>
+                <w:sz w:val="19"/>
+              </w:rPr>
               <w:t xml:space="preserve">INVOICE</w:t>
             </w:r>
             <w:r>
+              <w:rPr>
+                <w:color w:val="1A1A1A"/>
+                <w:sz w:val="19"/>
+              </w:rPr>
               <w:t xml:space="preserve">”</w:t>
             </w:r>
             <w:r>
+              <w:rPr>
+                <w:color w:val="1A1A1A"/>
+                <w:sz w:val="19"/>
+              </w:rPr>
               <w:t xml:space="preserve"> </w:t>
             </w:r>
             <w:r>
+              <w:rPr>
+                <w:color w:val="1A1A1A"/>
+                <w:sz w:val="19"/>
+              </w:rPr>
               <w:t xml:space="preserve">Title</w:t>
             </w:r>
           </w:p>
         </w:tc>
         <w:tc>
-          <w:tcPr/>
-          <w:p>
-            <w:pPr>
-              <w:pStyle w:val="Compact"/>
-              <w:jc w:val="left"/>
-            </w:pPr>
-            <w:r>
+          <w:tcPr>
+            <w:shd w:fill="FFFFFF" w:val="clear"/>
+          </w:tcPr>
+          <w:p>
+            <w:pPr>
+              <w:pStyle w:val="Compact"/>
+              <w:jc w:val="left"/>
+            </w:pPr>
+            <w:r>
+              <w:rPr>
+                <w:color w:val="1A1A1A"/>
+                <w:sz w:val="19"/>
+              </w:rPr>
               <w:t xml:space="preserve">Montserrat</w:t>
             </w:r>
           </w:p>
         </w:tc>
         <w:tc>
-          <w:tcPr/>
-          <w:p>
-            <w:pPr>
-              <w:pStyle w:val="Compact"/>
-              <w:jc w:val="left"/>
-            </w:pPr>
-            <w:r>
+          <w:tcPr>
+            <w:shd w:fill="FFFFFF" w:val="clear"/>
+          </w:tcPr>
+          <w:p>
+            <w:pPr>
+              <w:pStyle w:val="Compact"/>
+              <w:jc w:val="left"/>
+            </w:pPr>
+            <w:r>
+              <w:rPr>
+                <w:color w:val="1A1A1A"/>
+                <w:sz w:val="19"/>
+              </w:rPr>
               <w:t xml:space="preserve">28pt</w:t>
             </w:r>
           </w:p>
         </w:tc>
         <w:tc>
-          <w:tcPr/>
-          <w:p>
-            <w:pPr>
-              <w:pStyle w:val="Compact"/>
-              <w:jc w:val="left"/>
-            </w:pPr>
-            <w:r>
+          <w:tcPr>
+            <w:shd w:fill="FFFFFF" w:val="clear"/>
+          </w:tcPr>
+          <w:p>
+            <w:pPr>
+              <w:pStyle w:val="Compact"/>
+              <w:jc w:val="left"/>
+            </w:pPr>
+            <w:r>
+              <w:rPr>
+                <w:color w:val="1A1A1A"/>
+                <w:sz w:val="19"/>
+              </w:rPr>
               <w:t xml:space="preserve">Bold</w:t>
             </w:r>
           </w:p>
         </w:tc>
         <w:tc>
-          <w:tcPr/>
-          <w:p>
-            <w:pPr>
-              <w:pStyle w:val="Compact"/>
-              <w:jc w:val="left"/>
-            </w:pPr>
-            <w:r>
+          <w:tcPr>
+            <w:shd w:fill="FFFFFF" w:val="clear"/>
+          </w:tcPr>
+          <w:p>
+            <w:pPr>
+              <w:pStyle w:val="Compact"/>
+              <w:jc w:val="left"/>
+            </w:pPr>
+            <w:r>
+              <w:rPr>
+                <w:color w:val="1A1A1A"/>
+                <w:sz w:val="19"/>
+              </w:rPr>
               <w:t xml:space="preserve">Sky Blue #00BFFF</w:t>
             </w:r>
           </w:p>
@@ -1196,61 +1845,91 @@
       </w:tr>
       <w:tr>
         <w:tc>
-          <w:tcPr/>
-          <w:p>
-            <w:pPr>
-              <w:pStyle w:val="Compact"/>
-              <w:jc w:val="left"/>
-            </w:pPr>
-            <w:r>
+          <w:tcPr>
+            <w:shd w:fill="E8F8FF" w:val="clear"/>
+          </w:tcPr>
+          <w:p>
+            <w:pPr>
+              <w:pStyle w:val="Compact"/>
+              <w:jc w:val="left"/>
+            </w:pPr>
+            <w:r>
+              <w:rPr>
+                <w:color w:val="1A1A1A"/>
+                <w:sz w:val="19"/>
+              </w:rPr>
               <w:t xml:space="preserve">Company Name</w:t>
             </w:r>
           </w:p>
         </w:tc>
         <w:tc>
-          <w:tcPr/>
-          <w:p>
-            <w:pPr>
-              <w:pStyle w:val="Compact"/>
-              <w:jc w:val="left"/>
-            </w:pPr>
-            <w:r>
+          <w:tcPr>
+            <w:shd w:fill="E8F8FF" w:val="clear"/>
+          </w:tcPr>
+          <w:p>
+            <w:pPr>
+              <w:pStyle w:val="Compact"/>
+              <w:jc w:val="left"/>
+            </w:pPr>
+            <w:r>
+              <w:rPr>
+                <w:color w:val="1A1A1A"/>
+                <w:sz w:val="19"/>
+              </w:rPr>
               <w:t xml:space="preserve">Montserrat</w:t>
             </w:r>
           </w:p>
         </w:tc>
         <w:tc>
-          <w:tcPr/>
-          <w:p>
-            <w:pPr>
-              <w:pStyle w:val="Compact"/>
-              <w:jc w:val="left"/>
-            </w:pPr>
-            <w:r>
+          <w:tcPr>
+            <w:shd w:fill="E8F8FF" w:val="clear"/>
+          </w:tcPr>
+          <w:p>
+            <w:pPr>
+              <w:pStyle w:val="Compact"/>
+              <w:jc w:val="left"/>
+            </w:pPr>
+            <w:r>
+              <w:rPr>
+                <w:color w:val="1A1A1A"/>
+                <w:sz w:val="19"/>
+              </w:rPr>
               <w:t xml:space="preserve">14pt</w:t>
             </w:r>
           </w:p>
         </w:tc>
         <w:tc>
-          <w:tcPr/>
-          <w:p>
-            <w:pPr>
-              <w:pStyle w:val="Compact"/>
-              <w:jc w:val="left"/>
-            </w:pPr>
-            <w:r>
+          <w:tcPr>
+            <w:shd w:fill="E8F8FF" w:val="clear"/>
+          </w:tcPr>
+          <w:p>
+            <w:pPr>
+              <w:pStyle w:val="Compact"/>
+              <w:jc w:val="left"/>
+            </w:pPr>
+            <w:r>
+              <w:rPr>
+                <w:color w:val="1A1A1A"/>
+                <w:sz w:val="19"/>
+              </w:rPr>
               <w:t xml:space="preserve">Bold</w:t>
             </w:r>
           </w:p>
         </w:tc>
         <w:tc>
-          <w:tcPr/>
-          <w:p>
-            <w:pPr>
-              <w:pStyle w:val="Compact"/>
-              <w:jc w:val="left"/>
-            </w:pPr>
-            <w:r>
+          <w:tcPr>
+            <w:shd w:fill="E8F8FF" w:val="clear"/>
+          </w:tcPr>
+          <w:p>
+            <w:pPr>
+              <w:pStyle w:val="Compact"/>
+              <w:jc w:val="left"/>
+            </w:pPr>
+            <w:r>
+              <w:rPr>
+                <w:color w:val="1A1A1A"/>
+                <w:sz w:val="19"/>
+              </w:rPr>
               <w:t xml:space="preserve">#1B2838</w:t>
             </w:r>
           </w:p>
@@ -1258,61 +1937,91 @@
       </w:tr>
       <w:tr>
         <w:tc>
-          <w:tcPr/>
-          <w:p>
-            <w:pPr>
-              <w:pStyle w:val="Compact"/>
-              <w:jc w:val="left"/>
-            </w:pPr>
-            <w:r>
+          <w:tcPr>
+            <w:shd w:fill="FFFFFF" w:val="clear"/>
+          </w:tcPr>
+          <w:p>
+            <w:pPr>
+              <w:pStyle w:val="Compact"/>
+              <w:jc w:val="left"/>
+            </w:pPr>
+            <w:r>
+              <w:rPr>
+                <w:color w:val="1A1A1A"/>
+                <w:sz w:val="19"/>
+              </w:rPr>
               <w:t xml:space="preserve">Section Headers</w:t>
             </w:r>
           </w:p>
         </w:tc>
         <w:tc>
-          <w:tcPr/>
-          <w:p>
-            <w:pPr>
-              <w:pStyle w:val="Compact"/>
-              <w:jc w:val="left"/>
-            </w:pPr>
-            <w:r>
+          <w:tcPr>
+            <w:shd w:fill="FFFFFF" w:val="clear"/>
+          </w:tcPr>
+          <w:p>
+            <w:pPr>
+              <w:pStyle w:val="Compact"/>
+              <w:jc w:val="left"/>
+            </w:pPr>
+            <w:r>
+              <w:rPr>
+                <w:color w:val="1A1A1A"/>
+                <w:sz w:val="19"/>
+              </w:rPr>
               <w:t xml:space="preserve">Montserrat</w:t>
             </w:r>
           </w:p>
         </w:tc>
         <w:tc>
-          <w:tcPr/>
-          <w:p>
-            <w:pPr>
-              <w:pStyle w:val="Compact"/>
-              <w:jc w:val="left"/>
-            </w:pPr>
-            <w:r>
+          <w:tcPr>
+            <w:shd w:fill="FFFFFF" w:val="clear"/>
+          </w:tcPr>
+          <w:p>
+            <w:pPr>
+              <w:pStyle w:val="Compact"/>
+              <w:jc w:val="left"/>
+            </w:pPr>
+            <w:r>
+              <w:rPr>
+                <w:color w:val="1A1A1A"/>
+                <w:sz w:val="19"/>
+              </w:rPr>
               <w:t xml:space="preserve">11pt</w:t>
             </w:r>
           </w:p>
         </w:tc>
         <w:tc>
-          <w:tcPr/>
-          <w:p>
-            <w:pPr>
-              <w:pStyle w:val="Compact"/>
-              <w:jc w:val="left"/>
-            </w:pPr>
-            <w:r>
+          <w:tcPr>
+            <w:shd w:fill="FFFFFF" w:val="clear"/>
+          </w:tcPr>
+          <w:p>
+            <w:pPr>
+              <w:pStyle w:val="Compact"/>
+              <w:jc w:val="left"/>
+            </w:pPr>
+            <w:r>
+              <w:rPr>
+                <w:color w:val="1A1A1A"/>
+                <w:sz w:val="19"/>
+              </w:rPr>
               <w:t xml:space="preserve">SemiBold</w:t>
             </w:r>
           </w:p>
         </w:tc>
         <w:tc>
-          <w:tcPr/>
-          <w:p>
-            <w:pPr>
-              <w:pStyle w:val="Compact"/>
-              <w:jc w:val="left"/>
-            </w:pPr>
-            <w:r>
+          <w:tcPr>
+            <w:shd w:fill="FFFFFF" w:val="clear"/>
+          </w:tcPr>
+          <w:p>
+            <w:pPr>
+              <w:pStyle w:val="Compact"/>
+              <w:jc w:val="left"/>
+            </w:pPr>
+            <w:r>
+              <w:rPr>
+                <w:color w:val="1A1A1A"/>
+                <w:sz w:val="19"/>
+              </w:rPr>
               <w:t xml:space="preserve">#0099CC</w:t>
             </w:r>
           </w:p>
@@ -1320,61 +2029,91 @@
       </w:tr>
       <w:tr>
         <w:tc>
-          <w:tcPr/>
-          <w:p>
-            <w:pPr>
-              <w:pStyle w:val="Compact"/>
-              <w:jc w:val="left"/>
-            </w:pPr>
-            <w:r>
+          <w:tcPr>
+            <w:shd w:fill="E8F8FF" w:val="clear"/>
+          </w:tcPr>
+          <w:p>
+            <w:pPr>
+              <w:pStyle w:val="Compact"/>
+              <w:jc w:val="left"/>
+            </w:pPr>
+            <w:r>
+              <w:rPr>
+                <w:color w:val="1A1A1A"/>
+                <w:sz w:val="19"/>
+              </w:rPr>
               <w:t xml:space="preserve">Table Headers</w:t>
             </w:r>
           </w:p>
         </w:tc>
         <w:tc>
-          <w:tcPr/>
-          <w:p>
-            <w:pPr>
-              <w:pStyle w:val="Compact"/>
-              <w:jc w:val="left"/>
-            </w:pPr>
-            <w:r>
+          <w:tcPr>
+            <w:shd w:fill="E8F8FF" w:val="clear"/>
+          </w:tcPr>
+          <w:p>
+            <w:pPr>
+              <w:pStyle w:val="Compact"/>
+              <w:jc w:val="left"/>
+            </w:pPr>
+            <w:r>
+              <w:rPr>
+                <w:color w:val="1A1A1A"/>
+                <w:sz w:val="19"/>
+              </w:rPr>
               <w:t xml:space="preserve">Open Sans</w:t>
             </w:r>
           </w:p>
         </w:tc>
         <w:tc>
-          <w:tcPr/>
-          <w:p>
-            <w:pPr>
-              <w:pStyle w:val="Compact"/>
-              <w:jc w:val="left"/>
-            </w:pPr>
-            <w:r>
+          <w:tcPr>
+            <w:shd w:fill="E8F8FF" w:val="clear"/>
+          </w:tcPr>
+          <w:p>
+            <w:pPr>
+              <w:pStyle w:val="Compact"/>
+              <w:jc w:val="left"/>
+            </w:pPr>
+            <w:r>
+              <w:rPr>
+                <w:color w:val="1A1A1A"/>
+                <w:sz w:val="19"/>
+              </w:rPr>
               <w:t xml:space="preserve">10pt</w:t>
             </w:r>
           </w:p>
         </w:tc>
         <w:tc>
-          <w:tcPr/>
-          <w:p>
-            <w:pPr>
-              <w:pStyle w:val="Compact"/>
-              <w:jc w:val="left"/>
-            </w:pPr>
-            <w:r>
+          <w:tcPr>
+            <w:shd w:fill="E8F8FF" w:val="clear"/>
+          </w:tcPr>
+          <w:p>
+            <w:pPr>
+              <w:pStyle w:val="Compact"/>
+              <w:jc w:val="left"/>
+            </w:pPr>
+            <w:r>
+              <w:rPr>
+                <w:color w:val="1A1A1A"/>
+                <w:sz w:val="19"/>
+              </w:rPr>
               <w:t xml:space="preserve">SemiBold</w:t>
             </w:r>
           </w:p>
         </w:tc>
         <w:tc>
-          <w:tcPr/>
-          <w:p>
-            <w:pPr>
-              <w:pStyle w:val="Compact"/>
-              <w:jc w:val="left"/>
-            </w:pPr>
-            <w:r>
+          <w:tcPr>
+            <w:shd w:fill="E8F8FF" w:val="clear"/>
+          </w:tcPr>
+          <w:p>
+            <w:pPr>
+              <w:pStyle w:val="Compact"/>
+              <w:jc w:val="left"/>
+            </w:pPr>
+            <w:r>
+              <w:rPr>
+                <w:color w:val="1A1A1A"/>
+                <w:sz w:val="19"/>
+              </w:rPr>
               <w:t xml:space="preserve">White</w:t>
             </w:r>
           </w:p>
@@ -1382,61 +2121,91 @@
       </w:tr>
       <w:tr>
         <w:tc>
-          <w:tcPr/>
-          <w:p>
-            <w:pPr>
-              <w:pStyle w:val="Compact"/>
-              <w:jc w:val="left"/>
-            </w:pPr>
-            <w:r>
+          <w:tcPr>
+            <w:shd w:fill="FFFFFF" w:val="clear"/>
+          </w:tcPr>
+          <w:p>
+            <w:pPr>
+              <w:pStyle w:val="Compact"/>
+              <w:jc w:val="left"/>
+            </w:pPr>
+            <w:r>
+              <w:rPr>
+                <w:color w:val="1A1A1A"/>
+                <w:sz w:val="19"/>
+              </w:rPr>
               <w:t xml:space="preserve">Table Body</w:t>
             </w:r>
           </w:p>
         </w:tc>
         <w:tc>
-          <w:tcPr/>
-          <w:p>
-            <w:pPr>
-              <w:pStyle w:val="Compact"/>
-              <w:jc w:val="left"/>
-            </w:pPr>
-            <w:r>
+          <w:tcPr>
+            <w:shd w:fill="FFFFFF" w:val="clear"/>
+          </w:tcPr>
+          <w:p>
+            <w:pPr>
+              <w:pStyle w:val="Compact"/>
+              <w:jc w:val="left"/>
+            </w:pPr>
+            <w:r>
+              <w:rPr>
+                <w:color w:val="1A1A1A"/>
+                <w:sz w:val="19"/>
+              </w:rPr>
               <w:t xml:space="preserve">Open Sans</w:t>
             </w:r>
           </w:p>
         </w:tc>
         <w:tc>
-          <w:tcPr/>
-          <w:p>
-            <w:pPr>
-              <w:pStyle w:val="Compact"/>
-              <w:jc w:val="left"/>
-            </w:pPr>
-            <w:r>
+          <w:tcPr>
+            <w:shd w:fill="FFFFFF" w:val="clear"/>
+          </w:tcPr>
+          <w:p>
+            <w:pPr>
+              <w:pStyle w:val="Compact"/>
+              <w:jc w:val="left"/>
+            </w:pPr>
+            <w:r>
+              <w:rPr>
+                <w:color w:val="1A1A1A"/>
+                <w:sz w:val="19"/>
+              </w:rPr>
               <w:t xml:space="preserve">10pt</w:t>
             </w:r>
           </w:p>
         </w:tc>
         <w:tc>
-          <w:tcPr/>
-          <w:p>
-            <w:pPr>
-              <w:pStyle w:val="Compact"/>
-              <w:jc w:val="left"/>
-            </w:pPr>
-            <w:r>
+          <w:tcPr>
+            <w:shd w:fill="FFFFFF" w:val="clear"/>
+          </w:tcPr>
+          <w:p>
+            <w:pPr>
+              <w:pStyle w:val="Compact"/>
+              <w:jc w:val="left"/>
+            </w:pPr>
+            <w:r>
+              <w:rPr>
+                <w:color w:val="1A1A1A"/>
+                <w:sz w:val="19"/>
+              </w:rPr>
               <w:t xml:space="preserve">Regular</w:t>
             </w:r>
           </w:p>
         </w:tc>
         <w:tc>
-          <w:tcPr/>
-          <w:p>
-            <w:pPr>
-              <w:pStyle w:val="Compact"/>
-              <w:jc w:val="left"/>
-            </w:pPr>
-            <w:r>
+          <w:tcPr>
+            <w:shd w:fill="FFFFFF" w:val="clear"/>
+          </w:tcPr>
+          <w:p>
+            <w:pPr>
+              <w:pStyle w:val="Compact"/>
+              <w:jc w:val="left"/>
+            </w:pPr>
+            <w:r>
+              <w:rPr>
+                <w:color w:val="1A1A1A"/>
+                <w:sz w:val="19"/>
+              </w:rPr>
               <w:t xml:space="preserve">#333333</w:t>
             </w:r>
           </w:p>
@@ -1444,61 +2213,91 @@
       </w:tr>
       <w:tr>
         <w:tc>
-          <w:tcPr/>
-          <w:p>
-            <w:pPr>
-              <w:pStyle w:val="Compact"/>
-              <w:jc w:val="left"/>
-            </w:pPr>
-            <w:r>
+          <w:tcPr>
+            <w:shd w:fill="E8F8FF" w:val="clear"/>
+          </w:tcPr>
+          <w:p>
+            <w:pPr>
+              <w:pStyle w:val="Compact"/>
+              <w:jc w:val="left"/>
+            </w:pPr>
+            <w:r>
+              <w:rPr>
+                <w:color w:val="1A1A1A"/>
+                <w:sz w:val="19"/>
+              </w:rPr>
               <w:t xml:space="preserve">Totals</w:t>
             </w:r>
           </w:p>
         </w:tc>
         <w:tc>
-          <w:tcPr/>
-          <w:p>
-            <w:pPr>
-              <w:pStyle w:val="Compact"/>
-              <w:jc w:val="left"/>
-            </w:pPr>
-            <w:r>
+          <w:tcPr>
+            <w:shd w:fill="E8F8FF" w:val="clear"/>
+          </w:tcPr>
+          <w:p>
+            <w:pPr>
+              <w:pStyle w:val="Compact"/>
+              <w:jc w:val="left"/>
+            </w:pPr>
+            <w:r>
+              <w:rPr>
+                <w:color w:val="1A1A1A"/>
+                <w:sz w:val="19"/>
+              </w:rPr>
               <w:t xml:space="preserve">Open Sans</w:t>
             </w:r>
           </w:p>
         </w:tc>
         <w:tc>
-          <w:tcPr/>
-          <w:p>
-            <w:pPr>
-              <w:pStyle w:val="Compact"/>
-              <w:jc w:val="left"/>
-            </w:pPr>
-            <w:r>
+          <w:tcPr>
+            <w:shd w:fill="E8F8FF" w:val="clear"/>
+          </w:tcPr>
+          <w:p>
+            <w:pPr>
+              <w:pStyle w:val="Compact"/>
+              <w:jc w:val="left"/>
+            </w:pPr>
+            <w:r>
+              <w:rPr>
+                <w:color w:val="1A1A1A"/>
+                <w:sz w:val="19"/>
+              </w:rPr>
               <w:t xml:space="preserve">11pt</w:t>
             </w:r>
           </w:p>
         </w:tc>
         <w:tc>
-          <w:tcPr/>
-          <w:p>
-            <w:pPr>
-              <w:pStyle w:val="Compact"/>
-              <w:jc w:val="left"/>
-            </w:pPr>
-            <w:r>
+          <w:tcPr>
+            <w:shd w:fill="E8F8FF" w:val="clear"/>
+          </w:tcPr>
+          <w:p>
+            <w:pPr>
+              <w:pStyle w:val="Compact"/>
+              <w:jc w:val="left"/>
+            </w:pPr>
+            <w:r>
+              <w:rPr>
+                <w:color w:val="1A1A1A"/>
+                <w:sz w:val="19"/>
+              </w:rPr>
               <w:t xml:space="preserve">SemiBold</w:t>
             </w:r>
           </w:p>
         </w:tc>
         <w:tc>
-          <w:tcPr/>
-          <w:p>
-            <w:pPr>
-              <w:pStyle w:val="Compact"/>
-              <w:jc w:val="left"/>
-            </w:pPr>
-            <w:r>
+          <w:tcPr>
+            <w:shd w:fill="E8F8FF" w:val="clear"/>
+          </w:tcPr>
+          <w:p>
+            <w:pPr>
+              <w:pStyle w:val="Compact"/>
+              <w:jc w:val="left"/>
+            </w:pPr>
+            <w:r>
+              <w:rPr>
+                <w:color w:val="1A1A1A"/>
+                <w:sz w:val="19"/>
+              </w:rPr>
               <w:t xml:space="preserve">#333333</w:t>
             </w:r>
           </w:p>
@@ -1506,61 +2305,91 @@
       </w:tr>
       <w:tr>
         <w:tc>
-          <w:tcPr/>
-          <w:p>
-            <w:pPr>
-              <w:pStyle w:val="Compact"/>
-              <w:jc w:val="left"/>
-            </w:pPr>
-            <w:r>
+          <w:tcPr>
+            <w:shd w:fill="FFFFFF" w:val="clear"/>
+          </w:tcPr>
+          <w:p>
+            <w:pPr>
+              <w:pStyle w:val="Compact"/>
+              <w:jc w:val="left"/>
+            </w:pPr>
+            <w:r>
+              <w:rPr>
+                <w:color w:val="1A1A1A"/>
+                <w:sz w:val="19"/>
+              </w:rPr>
               <w:t xml:space="preserve">Grand Total</w:t>
             </w:r>
           </w:p>
         </w:tc>
         <w:tc>
-          <w:tcPr/>
-          <w:p>
-            <w:pPr>
-              <w:pStyle w:val="Compact"/>
-              <w:jc w:val="left"/>
-            </w:pPr>
-            <w:r>
+          <w:tcPr>
+            <w:shd w:fill="FFFFFF" w:val="clear"/>
+          </w:tcPr>
+          <w:p>
+            <w:pPr>
+              <w:pStyle w:val="Compact"/>
+              <w:jc w:val="left"/>
+            </w:pPr>
+            <w:r>
+              <w:rPr>
+                <w:color w:val="1A1A1A"/>
+                <w:sz w:val="19"/>
+              </w:rPr>
               <w:t xml:space="preserve">Montserrat</w:t>
             </w:r>
           </w:p>
         </w:tc>
         <w:tc>
-          <w:tcPr/>
-          <w:p>
-            <w:pPr>
-              <w:pStyle w:val="Compact"/>
-              <w:jc w:val="left"/>
-            </w:pPr>
-            <w:r>
+          <w:tcPr>
+            <w:shd w:fill="FFFFFF" w:val="clear"/>
+          </w:tcPr>
+          <w:p>
+            <w:pPr>
+              <w:pStyle w:val="Compact"/>
+              <w:jc w:val="left"/>
+            </w:pPr>
+            <w:r>
+              <w:rPr>
+                <w:color w:val="1A1A1A"/>
+                <w:sz w:val="19"/>
+              </w:rPr>
               <w:t xml:space="preserve">14pt</w:t>
             </w:r>
           </w:p>
         </w:tc>
         <w:tc>
-          <w:tcPr/>
-          <w:p>
-            <w:pPr>
-              <w:pStyle w:val="Compact"/>
-              <w:jc w:val="left"/>
-            </w:pPr>
-            <w:r>
+          <w:tcPr>
+            <w:shd w:fill="FFFFFF" w:val="clear"/>
+          </w:tcPr>
+          <w:p>
+            <w:pPr>
+              <w:pStyle w:val="Compact"/>
+              <w:jc w:val="left"/>
+            </w:pPr>
+            <w:r>
+              <w:rPr>
+                <w:color w:val="1A1A1A"/>
+                <w:sz w:val="19"/>
+              </w:rPr>
               <w:t xml:space="preserve">Bold</w:t>
             </w:r>
           </w:p>
         </w:tc>
         <w:tc>
-          <w:tcPr/>
-          <w:p>
-            <w:pPr>
-              <w:pStyle w:val="Compact"/>
-              <w:jc w:val="left"/>
-            </w:pPr>
-            <w:r>
+          <w:tcPr>
+            <w:shd w:fill="FFFFFF" w:val="clear"/>
+          </w:tcPr>
+          <w:p>
+            <w:pPr>
+              <w:pStyle w:val="Compact"/>
+              <w:jc w:val="left"/>
+            </w:pPr>
+            <w:r>
+              <w:rPr>
+                <w:color w:val="1A1A1A"/>
+                <w:sz w:val="19"/>
+              </w:rPr>
               <w:t xml:space="preserve">White on Orange</w:t>
             </w:r>
           </w:p>
@@ -1568,61 +2397,91 @@
       </w:tr>
       <w:tr>
         <w:tc>
-          <w:tcPr/>
-          <w:p>
-            <w:pPr>
-              <w:pStyle w:val="Compact"/>
-              <w:jc w:val="left"/>
-            </w:pPr>
-            <w:r>
+          <w:tcPr>
+            <w:shd w:fill="E8F8FF" w:val="clear"/>
+          </w:tcPr>
+          <w:p>
+            <w:pPr>
+              <w:pStyle w:val="Compact"/>
+              <w:jc w:val="left"/>
+            </w:pPr>
+            <w:r>
+              <w:rPr>
+                <w:color w:val="1A1A1A"/>
+                <w:sz w:val="19"/>
+              </w:rPr>
               <w:t xml:space="preserve">Footer</w:t>
             </w:r>
           </w:p>
         </w:tc>
         <w:tc>
-          <w:tcPr/>
-          <w:p>
-            <w:pPr>
-              <w:pStyle w:val="Compact"/>
-              <w:jc w:val="left"/>
-            </w:pPr>
-            <w:r>
+          <w:tcPr>
+            <w:shd w:fill="E8F8FF" w:val="clear"/>
+          </w:tcPr>
+          <w:p>
+            <w:pPr>
+              <w:pStyle w:val="Compact"/>
+              <w:jc w:val="left"/>
+            </w:pPr>
+            <w:r>
+              <w:rPr>
+                <w:color w:val="1A1A1A"/>
+                <w:sz w:val="19"/>
+              </w:rPr>
               <w:t xml:space="preserve">Open Sans</w:t>
             </w:r>
           </w:p>
         </w:tc>
         <w:tc>
-          <w:tcPr/>
-          <w:p>
-            <w:pPr>
-              <w:pStyle w:val="Compact"/>
-              <w:jc w:val="left"/>
-            </w:pPr>
-            <w:r>
+          <w:tcPr>
+            <w:shd w:fill="E8F8FF" w:val="clear"/>
+          </w:tcPr>
+          <w:p>
+            <w:pPr>
+              <w:pStyle w:val="Compact"/>
+              <w:jc w:val="left"/>
+            </w:pPr>
+            <w:r>
+              <w:rPr>
+                <w:color w:val="1A1A1A"/>
+                <w:sz w:val="19"/>
+              </w:rPr>
               <w:t xml:space="preserve">8pt</w:t>
             </w:r>
           </w:p>
         </w:tc>
         <w:tc>
-          <w:tcPr/>
-          <w:p>
-            <w:pPr>
-              <w:pStyle w:val="Compact"/>
-              <w:jc w:val="left"/>
-            </w:pPr>
-            <w:r>
+          <w:tcPr>
+            <w:shd w:fill="E8F8FF" w:val="clear"/>
+          </w:tcPr>
+          <w:p>
+            <w:pPr>
+              <w:pStyle w:val="Compact"/>
+              <w:jc w:val="left"/>
+            </w:pPr>
+            <w:r>
+              <w:rPr>
+                <w:color w:val="1A1A1A"/>
+                <w:sz w:val="19"/>
+              </w:rPr>
               <w:t xml:space="preserve">Regular</w:t>
             </w:r>
           </w:p>
         </w:tc>
         <w:tc>
-          <w:tcPr/>
-          <w:p>
-            <w:pPr>
-              <w:pStyle w:val="Compact"/>
-              <w:jc w:val="left"/>
-            </w:pPr>
-            <w:r>
+          <w:tcPr>
+            <w:shd w:fill="E8F8FF" w:val="clear"/>
+          </w:tcPr>
+          <w:p>
+            <w:pPr>
+              <w:pStyle w:val="Compact"/>
+              <w:jc w:val="left"/>
+            </w:pPr>
+            <w:r>
+              <w:rPr>
+                <w:color w:val="1A1A1A"/>
+                <w:sz w:val="19"/>
+              </w:rPr>
               <w:t xml:space="preserve">#666666</w:t>
             </w:r>
           </w:p>
@@ -1634,8 +2493,16 @@
     <w:p>
       <w:pPr>
         <w:pStyle w:val="Heading3"/>
+        <w:rPr>
+          <w:color w:val="E08A00"/>
+        </w:rPr>
       </w:pPr>
       <w:r>
+        <w:rPr>
+          <w:b/>
+          <w:color w:val="E08A00"/>
+          <w:sz w:val="26"/>
+        </w:rPr>
         <w:t xml:space="preserve">Print Specifications</w:t>
       </w:r>
     </w:p>
@@ -1645,6 +2512,14 @@
         <w:tblW w:type="auto" w:w="0"/>
         <w:tblLook w:firstRow="1" w:lastRow="0" w:firstColumn="0" w:lastColumn="0" w:noHBand="0" w:noVBand="0" w:val="0020"/>
         <w:jc w:val="start"/>
+        <w:tblBorders>
+          <w:top w:val="single" w:sz="4" w:space="0" w:color="B0D4E8"/>
+          <w:left w:val="single" w:sz="4" w:space="0" w:color="B0D4E8"/>
+          <w:bottom w:val="single" w:sz="4" w:space="0" w:color="B0D4E8"/>
+          <w:right w:val="single" w:sz="4" w:space="0" w:color="B0D4E8"/>
+          <w:insideH w:val="single" w:sz="4" w:space="0" w:color="B0D4E8"/>
+          <w:insideV w:val="single" w:sz="4" w:space="0" w:color="B0D4E8"/>
+        </w:tblBorders>
       </w:tblPr>
       <w:tblGrid>
         <w:gridCol w:w="3960"/>
@@ -1655,25 +2530,39 @@
           <w:tblHeader w:val="true"/>
         </w:trPr>
         <w:tc>
-          <w:tcPr/>
-          <w:p>
-            <w:pPr>
-              <w:pStyle w:val="Compact"/>
-              <w:jc w:val="left"/>
-            </w:pPr>
-            <w:r>
+          <w:tcPr>
+            <w:shd w:fill="0099CC" w:val="clear"/>
+          </w:tcPr>
+          <w:p>
+            <w:pPr>
+              <w:pStyle w:val="Compact"/>
+              <w:jc w:val="left"/>
+            </w:pPr>
+            <w:r>
+              <w:rPr>
+                <w:b/>
+                <w:color w:val="FFFFFF"/>
+                <w:sz w:val="20"/>
+              </w:rPr>
               <w:t xml:space="preserve">Property</w:t>
             </w:r>
           </w:p>
         </w:tc>
         <w:tc>
-          <w:tcPr/>
-          <w:p>
-            <w:pPr>
-              <w:pStyle w:val="Compact"/>
-              <w:jc w:val="left"/>
-            </w:pPr>
-            <w:r>
+          <w:tcPr>
+            <w:shd w:fill="0099CC" w:val="clear"/>
+          </w:tcPr>
+          <w:p>
+            <w:pPr>
+              <w:pStyle w:val="Compact"/>
+              <w:jc w:val="left"/>
+            </w:pPr>
+            <w:r>
+              <w:rPr>
+                <w:b/>
+                <w:color w:val="FFFFFF"/>
+                <w:sz w:val="20"/>
+              </w:rPr>
               <w:t xml:space="preserve">Value</w:t>
             </w:r>
           </w:p>
@@ -1681,25 +2570,37 @@
       </w:tr>
       <w:tr>
         <w:tc>
-          <w:tcPr/>
-          <w:p>
-            <w:pPr>
-              <w:pStyle w:val="Compact"/>
-              <w:jc w:val="left"/>
-            </w:pPr>
-            <w:r>
+          <w:tcPr>
+            <w:shd w:fill="FFFFFF" w:val="clear"/>
+          </w:tcPr>
+          <w:p>
+            <w:pPr>
+              <w:pStyle w:val="Compact"/>
+              <w:jc w:val="left"/>
+            </w:pPr>
+            <w:r>
+              <w:rPr>
+                <w:color w:val="1A1A1A"/>
+                <w:sz w:val="19"/>
+              </w:rPr>
               <w:t xml:space="preserve">Paper Size</w:t>
             </w:r>
           </w:p>
         </w:tc>
         <w:tc>
-          <w:tcPr/>
-          <w:p>
-            <w:pPr>
-              <w:pStyle w:val="Compact"/>
-              <w:jc w:val="left"/>
-            </w:pPr>
-            <w:r>
+          <w:tcPr>
+            <w:shd w:fill="FFFFFF" w:val="clear"/>
+          </w:tcPr>
+          <w:p>
+            <w:pPr>
+              <w:pStyle w:val="Compact"/>
+              <w:jc w:val="left"/>
+            </w:pPr>
+            <w:r>
+              <w:rPr>
+                <w:color w:val="1A1A1A"/>
+                <w:sz w:val="19"/>
+              </w:rPr>
               <w:t xml:space="preserve">A4 (210mm x 297mm)</w:t>
             </w:r>
           </w:p>
@@ -1707,25 +2608,37 @@
       </w:tr>
       <w:tr>
         <w:tc>
-          <w:tcPr/>
-          <w:p>
-            <w:pPr>
-              <w:pStyle w:val="Compact"/>
-              <w:jc w:val="left"/>
-            </w:pPr>
-            <w:r>
+          <w:tcPr>
+            <w:shd w:fill="E8F8FF" w:val="clear"/>
+          </w:tcPr>
+          <w:p>
+            <w:pPr>
+              <w:pStyle w:val="Compact"/>
+              <w:jc w:val="left"/>
+            </w:pPr>
+            <w:r>
+              <w:rPr>
+                <w:color w:val="1A1A1A"/>
+                <w:sz w:val="19"/>
+              </w:rPr>
               <w:t xml:space="preserve">Margins</w:t>
             </w:r>
           </w:p>
         </w:tc>
         <w:tc>
-          <w:tcPr/>
-          <w:p>
-            <w:pPr>
-              <w:pStyle w:val="Compact"/>
-              <w:jc w:val="left"/>
-            </w:pPr>
-            <w:r>
+          <w:tcPr>
+            <w:shd w:fill="E8F8FF" w:val="clear"/>
+          </w:tcPr>
+          <w:p>
+            <w:pPr>
+              <w:pStyle w:val="Compact"/>
+              <w:jc w:val="left"/>
+            </w:pPr>
+            <w:r>
+              <w:rPr>
+                <w:color w:val="1A1A1A"/>
+                <w:sz w:val="19"/>
+              </w:rPr>
               <w:t xml:space="preserve">15mm all sides</w:t>
             </w:r>
           </w:p>
@@ -1733,25 +2646,37 @@
       </w:tr>
       <w:tr>
         <w:tc>
-          <w:tcPr/>
-          <w:p>
-            <w:pPr>
-              <w:pStyle w:val="Compact"/>
-              <w:jc w:val="left"/>
-            </w:pPr>
-            <w:r>
+          <w:tcPr>
+            <w:shd w:fill="FFFFFF" w:val="clear"/>
+          </w:tcPr>
+          <w:p>
+            <w:pPr>
+              <w:pStyle w:val="Compact"/>
+              <w:jc w:val="left"/>
+            </w:pPr>
+            <w:r>
+              <w:rPr>
+                <w:color w:val="1A1A1A"/>
+                <w:sz w:val="19"/>
+              </w:rPr>
               <w:t xml:space="preserve">Header Height</w:t>
             </w:r>
           </w:p>
         </w:tc>
         <w:tc>
-          <w:tcPr/>
-          <w:p>
-            <w:pPr>
-              <w:pStyle w:val="Compact"/>
-              <w:jc w:val="left"/>
-            </w:pPr>
-            <w:r>
+          <w:tcPr>
+            <w:shd w:fill="FFFFFF" w:val="clear"/>
+          </w:tcPr>
+          <w:p>
+            <w:pPr>
+              <w:pStyle w:val="Compact"/>
+              <w:jc w:val="left"/>
+            </w:pPr>
+            <w:r>
+              <w:rPr>
+                <w:color w:val="1A1A1A"/>
+                <w:sz w:val="19"/>
+              </w:rPr>
               <w:t xml:space="preserve">12mm (color bar)</w:t>
             </w:r>
           </w:p>
@@ -1759,25 +2684,37 @@
       </w:tr>
       <w:tr>
         <w:tc>
-          <w:tcPr/>
-          <w:p>
-            <w:pPr>
-              <w:pStyle w:val="Compact"/>
-              <w:jc w:val="left"/>
-            </w:pPr>
-            <w:r>
+          <w:tcPr>
+            <w:shd w:fill="E8F8FF" w:val="clear"/>
+          </w:tcPr>
+          <w:p>
+            <w:pPr>
+              <w:pStyle w:val="Compact"/>
+              <w:jc w:val="left"/>
+            </w:pPr>
+            <w:r>
+              <w:rPr>
+                <w:color w:val="1A1A1A"/>
+                <w:sz w:val="19"/>
+              </w:rPr>
               <w:t xml:space="preserve">Footer Height</w:t>
             </w:r>
           </w:p>
         </w:tc>
         <w:tc>
-          <w:tcPr/>
-          <w:p>
-            <w:pPr>
-              <w:pStyle w:val="Compact"/>
-              <w:jc w:val="left"/>
-            </w:pPr>
-            <w:r>
+          <w:tcPr>
+            <w:shd w:fill="E8F8FF" w:val="clear"/>
+          </w:tcPr>
+          <w:p>
+            <w:pPr>
+              <w:pStyle w:val="Compact"/>
+              <w:jc w:val="left"/>
+            </w:pPr>
+            <w:r>
+              <w:rPr>
+                <w:color w:val="1A1A1A"/>
+                <w:sz w:val="19"/>
+              </w:rPr>
               <w:t xml:space="preserve">8mm (color bar)</w:t>
             </w:r>
           </w:p>
@@ -1830,6 +2767,29 @@
         <w:right w:val="single" w:sz="18" w:space="24" w:color="E08A00"/>
       </w:pgBorders>
     </w:sectPr>
+    <w:p>
+      <w:pPr>
+        <w:pBdr>
+          <w:top w:val="single" w:sz="36" w:space="1" w:color="F5A623"/>
+          <w:bottom w:val="single" w:sz="12" w:space="0" w:color="00BFFF"/>
+        </w:pBdr>
+        <w:spacing w:before="300" w:after="0"/>
+      </w:pPr>
+    </w:p>
+    <w:p>
+      <w:pPr>
+        <w:jc w:val="center"/>
+        <w:spacing w:before="60" w:after="0"/>
+      </w:pPr>
+      <w:r>
+        <w:rPr>
+          <w:color w:val="0099CC"/>
+          <w:sz w:val="16"/>
+          <w:szCs w:val="16"/>
+        </w:rPr>
+        <w:t xml:space="preserve">PECH Group Holdings Ltd  |  Lagos, Nigeria  |  pechgroupholdings.tech</w:t>
+      </w:r>
+    </w:p>
   </w:body>
 </w:document>
 </file>

--- a/brand_templates/PECH_INVOICE_BRANDED_TEMPLATE.docx
+++ b/brand_templates/PECH_INVOICE_BRANDED_TEMPLATE.docx
@@ -58,54 +58,39 @@
         <w:spacing w:after="0"/>
       </w:pPr>
     </w:p>
-    <w:bookmarkStart w:id="25" w:name="Xe3ed318a5eba928926a1a7af2dbd8cdc2bd2324"/>
     <w:p>
       <w:pPr>
-        <w:pStyle w:val="Heading1"/>
-        <w:rPr>
-          <w:color w:val="0099CC"/>
-        </w:rPr>
-        <w:pBdr>
-          <w:bottom w:val="single" w:sz="18" w:space="2" w:color="F5A623"/>
-        </w:pBdr>
+        <w:pStyle w:val="FirstParagraph"/>
       </w:pPr>
       <w:r>
-        <w:rPr>
-          <w:b/>
-          <w:color w:val="0099CC"/>
-          <w:sz w:val="44"/>
-        </w:rPr>
-        <w:t xml:space="preserve">PECH GROUP HOLDINGS LTD — BRANDED INVOICE DESIGN SPECIFICATION</w:t>
+        <w:t xml:space="preserve">🧾</w:t>
       </w:r>
     </w:p>
-    <w:bookmarkStart w:id="24" w:name="visual-design-guide"/>
     <w:p>
       <w:pPr>
-        <w:pBdr>
-          <w:top w:val="single" w:sz="18" w:space="1" w:color="F5A623"/>
-          <w:bottom w:val="single" w:sz="6" w:space="1" w:color="0099CC"/>
-        </w:pBdr>
-        <w:spacing w:before="200" w:after="200"/>
+        <w:pStyle w:val="BodyText"/>
+      </w:pPr>
+      <w:r>
+        <w:t xml:space="preserve">BRANDED INVOICE DESIGN SPECIFICATION</w:t>
+      </w:r>
+    </w:p>
+    <w:p>
+      <w:pPr>
+        <w:pStyle w:val="BodyText"/>
+      </w:pPr>
+      <w:r>
+        <w:t xml:space="preserve">Visual Design Guide</w:t>
+      </w:r>
+    </w:p>
+    <w:p>
+      <w:pPr>
+        <w:pStyle w:val="BodyText"/>
       </w:pPr>
     </w:p>
     <w:p>
       <w:pPr>
-        <w:pStyle w:val="Heading2"/>
-        <w:rPr>
-          <w:color w:val="0099CC"/>
-        </w:rPr>
-        <w:pBdr>
-          <w:bottom w:val="single" w:sz="6" w:space="2" w:color="00BFFF"/>
-        </w:pBdr>
+        <w:pStyle w:val="BodyText"/>
       </w:pPr>
-      <w:r>
-        <w:rPr>
-          <w:b/>
-          <w:color w:val="0099CC"/>
-          <w:sz w:val="32"/>
-        </w:rPr>
-        <w:t xml:space="preserve">Visual Design Guide</w:t>
-      </w:r>
     </w:p>
     <w:p>
       <w:r>
@@ -2757,16 +2742,7 @@
       </w:r>
     </w:p>
     <w:bookmarkEnd w:id="23"/>
-    <w:bookmarkEnd w:id="24"/>
-    <w:bookmarkEnd w:id="25"/>
-    <w:sectPr>
-      <w:pgBorders w:offsetFrom="page">
-        <w:top w:val="single" w:sz="18" w:space="24" w:color="00BFFF"/>
-        <w:left w:val="single" w:sz="18" w:space="24" w:color="0099CC"/>
-        <w:bottom w:val="single" w:sz="18" w:space="24" w:color="F5A623"/>
-        <w:right w:val="single" w:sz="18" w:space="24" w:color="E08A00"/>
-      </w:pgBorders>
-    </w:sectPr>
+    <w:sectPr/>
     <w:p>
       <w:pPr>
         <w:pBdr>
